--- a/Questionário de Levantamento de Informações rev0809.docx
+++ b/Questionário de Levantamento de Informações rev0809.docx
@@ -4,7 +4,7 @@
   <w:body>
     <w:p>
       <w:pPr>
-        <w:pStyle w:val="Ttulo1"/>
+        <w:pStyle w:val="Heading1"/>
         <w:spacing w:line="271" w:lineRule="auto"/>
         <w:rPr>
           <w:lang w:val="pt-BR"/>
@@ -12,6 +12,7 @@
       </w:pPr>
       <w:r>
         <w:rPr>
+          <w:noProof/>
           <w:lang w:val="pt-BR"/>
         </w:rPr>
         <mc:AlternateContent>
@@ -88,7 +89,7 @@
           </mc:Choice>
           <mc:Fallback>
             <w:pict>
-              <v:shape w14:anchorId="086EC366" id="Graphic 2" o:spid="_x0000_s1026" style="position:absolute;margin-left:83.65pt;margin-top:52.8pt;width:428.15pt;height:1.45pt;z-index:-15728640;visibility:visible;mso-wrap-style:square;mso-wrap-distance-left:0;mso-wrap-distance-top:0;mso-wrap-distance-right:0;mso-wrap-distance-bottom:0;mso-position-horizontal:absolute;mso-position-horizontal-relative:page;mso-position-vertical:absolute;mso-position-vertical-relative:text;v-text-anchor:top" coordsize="5437505,18415" o:gfxdata="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" path="m5436997,l,,,18288r5436997,l5436997,xe" fillcolor="black" stroked="f">
+              <v:shape w14:anchorId="7E1AFF23" id="Graphic 2" o:spid="_x0000_s1026" style="position:absolute;margin-left:83.65pt;margin-top:52.8pt;width:428.15pt;height:1.45pt;z-index:-15728640;visibility:visible;mso-wrap-style:square;mso-wrap-distance-left:0;mso-wrap-distance-top:0;mso-wrap-distance-right:0;mso-wrap-distance-bottom:0;mso-position-horizontal:absolute;mso-position-horizontal-relative:page;mso-position-vertical:absolute;mso-position-vertical-relative:text;v-text-anchor:top" coordsize="5437505,18415" o:gfxdata="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" path="m5436997,l,,,18288r5436997,l5436997,xe" fillcolor="black" stroked="f">
                 <v:path arrowok="t"/>
                 <w10:wrap type="topAndBottom" anchorx="page"/>
               </v:shape>
@@ -182,7 +183,7 @@
     </w:p>
     <w:p>
       <w:pPr>
-        <w:pStyle w:val="Corpodetexto"/>
+        <w:pStyle w:val="BodyText"/>
         <w:ind w:left="0"/>
         <w:rPr>
           <w:rFonts w:ascii="Trebuchet MS"/>
@@ -193,7 +194,7 @@
     </w:p>
     <w:p>
       <w:pPr>
-        <w:pStyle w:val="Corpodetexto"/>
+        <w:pStyle w:val="BodyText"/>
         <w:spacing w:before="239"/>
         <w:ind w:left="0"/>
         <w:rPr>
@@ -205,7 +206,7 @@
     </w:p>
     <w:p>
       <w:pPr>
-        <w:pStyle w:val="Ttulo3"/>
+        <w:pStyle w:val="Heading3"/>
         <w:spacing w:before="1"/>
         <w:rPr>
           <w:lang w:val="pt-BR"/>
@@ -325,7 +326,7 @@
     </w:p>
     <w:p>
       <w:pPr>
-        <w:pStyle w:val="Corpodetexto"/>
+        <w:pStyle w:val="BodyText"/>
         <w:ind w:left="0"/>
         <w:rPr>
           <w:rFonts w:ascii="Arial"/>
@@ -337,7 +338,7 @@
     </w:p>
     <w:p>
       <w:pPr>
-        <w:pStyle w:val="Corpodetexto"/>
+        <w:pStyle w:val="BodyText"/>
         <w:spacing w:before="88"/>
         <w:ind w:left="0"/>
         <w:rPr>
@@ -428,7 +429,7 @@
     </w:p>
     <w:p>
       <w:pPr>
-        <w:pStyle w:val="Corpodetexto"/>
+        <w:pStyle w:val="BodyText"/>
         <w:spacing w:before="160" w:line="259" w:lineRule="auto"/>
         <w:ind w:right="145"/>
         <w:jc w:val="both"/>
@@ -453,7 +454,7 @@
     </w:p>
     <w:p>
       <w:pPr>
-        <w:pStyle w:val="Ttulo2"/>
+        <w:pStyle w:val="Heading2"/>
         <w:spacing w:before="159"/>
         <w:ind w:left="143" w:firstLine="0"/>
         <w:rPr>
@@ -483,7 +484,7 @@
     </w:p>
     <w:p>
       <w:pPr>
-        <w:pStyle w:val="Corpodetexto"/>
+        <w:pStyle w:val="BodyText"/>
         <w:spacing w:before="180" w:line="259" w:lineRule="auto"/>
         <w:ind w:right="140"/>
         <w:jc w:val="both"/>
@@ -604,7 +605,7 @@
     </w:p>
     <w:p>
       <w:pPr>
-        <w:pStyle w:val="Corpodetexto"/>
+        <w:pStyle w:val="BodyText"/>
         <w:ind w:left="0"/>
         <w:rPr>
           <w:lang w:val="pt-BR"/>
@@ -613,7 +614,7 @@
     </w:p>
     <w:p>
       <w:pPr>
-        <w:pStyle w:val="Corpodetexto"/>
+        <w:pStyle w:val="BodyText"/>
         <w:spacing w:before="66"/>
         <w:ind w:left="0"/>
         <w:rPr>
@@ -623,7 +624,7 @@
     </w:p>
     <w:p>
       <w:pPr>
-        <w:pStyle w:val="Corpodetexto"/>
+        <w:pStyle w:val="BodyText"/>
         <w:spacing w:line="259" w:lineRule="auto"/>
         <w:ind w:right="138"/>
         <w:jc w:val="both"/>
@@ -718,7 +719,7 @@
     </w:p>
     <w:p>
       <w:pPr>
-        <w:pStyle w:val="Corpodetexto"/>
+        <w:pStyle w:val="BodyText"/>
         <w:ind w:left="0"/>
         <w:rPr>
           <w:lang w:val="pt-BR"/>
@@ -727,7 +728,7 @@
     </w:p>
     <w:p>
       <w:pPr>
-        <w:pStyle w:val="Corpodetexto"/>
+        <w:pStyle w:val="BodyText"/>
         <w:spacing w:before="66"/>
         <w:ind w:left="0"/>
         <w:rPr>
@@ -737,7 +738,7 @@
     </w:p>
     <w:p>
       <w:pPr>
-        <w:pStyle w:val="Ttulo2"/>
+        <w:pStyle w:val="Heading2"/>
         <w:tabs>
           <w:tab w:val="left" w:pos="2214"/>
         </w:tabs>
@@ -807,14 +808,12 @@
         </w:rPr>
         <w:t xml:space="preserve"> </w:t>
       </w:r>
-      <w:proofErr w:type="spellStart"/>
       <w:r>
         <w:rPr>
           <w:lang w:val="pt-BR"/>
         </w:rPr>
         <w:t>Company</w:t>
       </w:r>
-      <w:proofErr w:type="spellEnd"/>
       <w:r>
         <w:rPr>
           <w:spacing w:val="-2"/>
@@ -822,7 +821,6 @@
         </w:rPr>
         <w:t xml:space="preserve"> </w:t>
       </w:r>
-      <w:proofErr w:type="spellStart"/>
       <w:r>
         <w:rPr>
           <w:spacing w:val="-4"/>
@@ -830,11 +828,10 @@
         </w:rPr>
         <w:t>Devs</w:t>
       </w:r>
-      <w:proofErr w:type="spellEnd"/>
-    </w:p>
-    <w:p>
-      <w:pPr>
-        <w:pStyle w:val="Corpodetexto"/>
+    </w:p>
+    <w:p>
+      <w:pPr>
+        <w:pStyle w:val="BodyText"/>
         <w:ind w:left="0"/>
         <w:rPr>
           <w:rFonts w:ascii="Arial"/>
@@ -845,7 +842,7 @@
     </w:p>
     <w:p>
       <w:pPr>
-        <w:pStyle w:val="Corpodetexto"/>
+        <w:pStyle w:val="BodyText"/>
         <w:spacing w:before="86"/>
         <w:ind w:left="0"/>
         <w:rPr>
@@ -857,7 +854,7 @@
     </w:p>
     <w:p>
       <w:pPr>
-        <w:pStyle w:val="Ttulo3"/>
+        <w:pStyle w:val="Heading3"/>
         <w:rPr>
           <w:lang w:val="pt-BR"/>
         </w:rPr>
@@ -924,7 +921,7 @@
     </w:p>
     <w:p>
       <w:pPr>
-        <w:pStyle w:val="Corpodetexto"/>
+        <w:pStyle w:val="BodyText"/>
         <w:ind w:left="0"/>
         <w:rPr>
           <w:rFonts w:ascii="Arial"/>
@@ -937,7 +934,7 @@
     </w:p>
     <w:p>
       <w:pPr>
-        <w:pStyle w:val="Corpodetexto"/>
+        <w:pStyle w:val="BodyText"/>
         <w:spacing w:before="180"/>
         <w:ind w:left="0"/>
         <w:rPr>
@@ -951,7 +948,7 @@
     </w:p>
     <w:tbl>
       <w:tblPr>
-        <w:tblStyle w:val="TableNormal"/>
+        <w:tblStyle w:val="TableNormal1"/>
         <w:tblW w:w="0" w:type="auto"/>
         <w:tblInd w:w="148" w:type="dxa"/>
         <w:tblBorders>
@@ -1136,7 +1133,6 @@
               </w:rPr>
               <w:t xml:space="preserve"> </w:t>
             </w:r>
-            <w:proofErr w:type="spellStart"/>
             <w:r>
               <w:rPr>
                 <w:b/>
@@ -1146,7 +1142,6 @@
               </w:rPr>
               <w:t>Furlanes</w:t>
             </w:r>
-            <w:proofErr w:type="spellEnd"/>
           </w:p>
         </w:tc>
         <w:tc>
@@ -1368,7 +1363,6 @@
               </w:rPr>
               <w:t xml:space="preserve"> </w:t>
             </w:r>
-            <w:proofErr w:type="spellStart"/>
             <w:r>
               <w:rPr>
                 <w:b/>
@@ -1377,7 +1371,6 @@
               </w:rPr>
               <w:t>Melati</w:t>
             </w:r>
-            <w:proofErr w:type="spellEnd"/>
             <w:r>
               <w:rPr>
                 <w:b/>
@@ -1387,7 +1380,6 @@
               </w:rPr>
               <w:t xml:space="preserve"> </w:t>
             </w:r>
-            <w:proofErr w:type="spellStart"/>
             <w:r>
               <w:rPr>
                 <w:b/>
@@ -1397,7 +1389,6 @@
               </w:rPr>
               <w:t>Ambrosio</w:t>
             </w:r>
-            <w:proofErr w:type="spellEnd"/>
           </w:p>
         </w:tc>
         <w:tc>
@@ -1470,7 +1461,6 @@
                 <w:lang w:val="pt-BR"/>
               </w:rPr>
             </w:pPr>
-            <w:proofErr w:type="spellStart"/>
             <w:r>
               <w:rPr>
                 <w:b/>
@@ -1479,7 +1469,6 @@
               </w:rPr>
               <w:t>Nicollas</w:t>
             </w:r>
-            <w:proofErr w:type="spellEnd"/>
             <w:r>
               <w:rPr>
                 <w:b/>
@@ -1696,7 +1685,7 @@
     </w:p>
     <w:p>
       <w:pPr>
-        <w:pStyle w:val="PargrafodaLista"/>
+        <w:pStyle w:val="ListParagraph"/>
         <w:numPr>
           <w:ilvl w:val="0"/>
           <w:numId w:val="1"/>
@@ -1781,7 +1770,6 @@
         </w:rPr>
         <w:t xml:space="preserve"> </w:t>
       </w:r>
-      <w:proofErr w:type="spellStart"/>
       <w:r>
         <w:rPr>
           <w:sz w:val="24"/>
@@ -1789,7 +1777,6 @@
         </w:rPr>
         <w:t>Support</w:t>
       </w:r>
-      <w:proofErr w:type="spellEnd"/>
       <w:r>
         <w:rPr>
           <w:spacing w:val="-7"/>
@@ -1808,7 +1795,7 @@
     </w:p>
     <w:p>
       <w:pPr>
-        <w:pStyle w:val="Corpodetexto"/>
+        <w:pStyle w:val="BodyText"/>
         <w:spacing w:before="1" w:line="396" w:lineRule="auto"/>
         <w:ind w:right="2555"/>
         <w:rPr>
@@ -1889,7 +1876,7 @@
     </w:p>
     <w:p>
       <w:pPr>
-        <w:pStyle w:val="Corpodetexto"/>
+        <w:pStyle w:val="BodyText"/>
         <w:spacing w:before="4"/>
         <w:rPr>
           <w:lang w:val="pt-BR"/>
@@ -2009,7 +1996,7 @@
     </w:p>
     <w:p>
       <w:pPr>
-        <w:pStyle w:val="Corpodetexto"/>
+        <w:pStyle w:val="BodyText"/>
         <w:spacing w:before="182" w:line="398" w:lineRule="auto"/>
         <w:ind w:right="832"/>
         <w:rPr>
@@ -2129,7 +2116,7 @@
     </w:p>
     <w:p>
       <w:pPr>
-        <w:pStyle w:val="Corpodetexto"/>
+        <w:pStyle w:val="BodyText"/>
         <w:spacing w:before="2"/>
         <w:rPr>
           <w:lang w:val="pt-BR"/>
@@ -2184,7 +2171,7 @@
     </w:p>
     <w:p>
       <w:pPr>
-        <w:pStyle w:val="Corpodetexto"/>
+        <w:pStyle w:val="BodyText"/>
         <w:tabs>
           <w:tab w:val="left" w:pos="3625"/>
         </w:tabs>
@@ -2211,7 +2198,7 @@
     </w:p>
     <w:p>
       <w:pPr>
-        <w:pStyle w:val="Corpodetexto"/>
+        <w:pStyle w:val="BodyText"/>
         <w:spacing w:before="182" w:line="259" w:lineRule="auto"/>
         <w:ind w:right="141"/>
         <w:rPr>
@@ -2292,7 +2279,7 @@
     </w:p>
     <w:p>
       <w:pPr>
-        <w:pStyle w:val="Corpodetexto"/>
+        <w:pStyle w:val="BodyText"/>
         <w:spacing w:before="160"/>
         <w:rPr>
           <w:lang w:val="pt-BR"/>
@@ -2360,7 +2347,7 @@
     </w:p>
     <w:p>
       <w:pPr>
-        <w:pStyle w:val="Corpodetexto"/>
+        <w:pStyle w:val="BodyText"/>
         <w:ind w:left="0"/>
         <w:rPr>
           <w:lang w:val="pt-BR"/>
@@ -2369,7 +2356,7 @@
     </w:p>
     <w:p>
       <w:pPr>
-        <w:pStyle w:val="Corpodetexto"/>
+        <w:pStyle w:val="BodyText"/>
         <w:spacing w:before="86"/>
         <w:ind w:left="0"/>
         <w:rPr>
@@ -2379,7 +2366,7 @@
     </w:p>
     <w:p>
       <w:pPr>
-        <w:pStyle w:val="Corpodetexto"/>
+        <w:pStyle w:val="BodyText"/>
         <w:spacing w:line="398" w:lineRule="auto"/>
         <w:ind w:right="2555"/>
         <w:rPr>
@@ -2425,14 +2412,12 @@
         </w:rPr>
         <w:t xml:space="preserve"> </w:t>
       </w:r>
-      <w:proofErr w:type="spellStart"/>
       <w:r>
         <w:rPr>
           <w:lang w:val="pt-BR"/>
         </w:rPr>
         <w:t>Melati</w:t>
       </w:r>
-      <w:proofErr w:type="spellEnd"/>
       <w:r>
         <w:rPr>
           <w:spacing w:val="-17"/>
@@ -2440,24 +2425,30 @@
         </w:rPr>
         <w:t xml:space="preserve"> </w:t>
       </w:r>
-      <w:proofErr w:type="spellStart"/>
-      <w:r>
-        <w:rPr>
-          <w:lang w:val="pt-BR"/>
-        </w:rPr>
-        <w:t>Ambrosio</w:t>
-      </w:r>
-      <w:proofErr w:type="spellEnd"/>
-      <w:r>
-        <w:rPr>
-          <w:lang w:val="pt-BR"/>
-        </w:rPr>
-        <w:t xml:space="preserve"> Cargo(s): Assistente de Laboratório/Inventário</w:t>
-      </w:r>
-    </w:p>
-    <w:p>
-      <w:pPr>
-        <w:pStyle w:val="Corpodetexto"/>
+      <w:r>
+        <w:rPr>
+          <w:lang w:val="pt-BR"/>
+        </w:rPr>
+        <w:t>Ambrosio Cargo(s): Assistente de Laboratório/Inventário</w:t>
+      </w:r>
+    </w:p>
+    <w:p>
+      <w:pPr>
+        <w:rPr>
+          <w:sz w:val="20"/>
+          <w:szCs w:val="24"/>
+        </w:rPr>
+      </w:pPr>
+      <w:r>
+        <w:rPr>
+          <w:sz w:val="20"/>
+        </w:rPr>
+        <w:br w:type="page"/>
+      </w:r>
+    </w:p>
+    <w:p>
+      <w:pPr>
+        <w:pStyle w:val="BodyText"/>
         <w:spacing w:before="63"/>
         <w:ind w:left="0"/>
         <w:rPr>
@@ -2467,9 +2458,11 @@
       </w:pPr>
       <w:r>
         <w:rPr>
+          <w:noProof/>
           <w:sz w:val="20"/>
           <w:lang w:val="pt-BR"/>
         </w:rPr>
+        <w:lastRenderedPageBreak/>
         <mc:AlternateContent>
           <mc:Choice Requires="wps">
             <w:drawing>
@@ -2544,7 +2537,7 @@
           </mc:Choice>
           <mc:Fallback>
             <w:pict>
-              <v:shape w14:anchorId="3C5AFD5B" id="Graphic 3" o:spid="_x0000_s1026" style="position:absolute;margin-left:83.65pt;margin-top:15.9pt;width:428.15pt;height:1.45pt;z-index:-15728128;visibility:visible;mso-wrap-style:square;mso-wrap-distance-left:0;mso-wrap-distance-top:0;mso-wrap-distance-right:0;mso-wrap-distance-bottom:0;mso-position-horizontal:absolute;mso-position-horizontal-relative:page;mso-position-vertical:absolute;mso-position-vertical-relative:text;v-text-anchor:top" coordsize="5437505,18415" o:gfxdata="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" path="m5436997,l,,,18287r5436997,l5436997,xe" fillcolor="black" stroked="f">
+              <v:shape w14:anchorId="6F04B9B1" id="Graphic 3" o:spid="_x0000_s1026" style="position:absolute;margin-left:83.65pt;margin-top:15.9pt;width:428.15pt;height:1.45pt;z-index:-15728128;visibility:visible;mso-wrap-style:square;mso-wrap-distance-left:0;mso-wrap-distance-top:0;mso-wrap-distance-right:0;mso-wrap-distance-bottom:0;mso-position-horizontal:absolute;mso-position-horizontal-relative:page;mso-position-vertical:absolute;mso-position-vertical-relative:text;v-text-anchor:top" coordsize="5437505,18415" o:gfxdata="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" path="m5436997,l,,,18287r5436997,l5436997,xe" fillcolor="black" stroked="f">
                 <v:path arrowok="t"/>
                 <w10:wrap type="topAndBottom" anchorx="page"/>
               </v:shape>
@@ -2555,7 +2548,7 @@
     </w:p>
     <w:p>
       <w:pPr>
-        <w:pStyle w:val="Ttulo2"/>
+        <w:pStyle w:val="Heading2"/>
         <w:numPr>
           <w:ilvl w:val="0"/>
           <w:numId w:val="1"/>
@@ -2598,7 +2591,7 @@
     </w:p>
     <w:p>
       <w:pPr>
-        <w:pStyle w:val="PargrafodaLista"/>
+        <w:pStyle w:val="ListParagraph"/>
         <w:numPr>
           <w:ilvl w:val="1"/>
           <w:numId w:val="1"/>
@@ -2706,12 +2699,9 @@
     </w:p>
     <w:p>
       <w:pPr>
-        <w:pStyle w:val="Corpodetexto"/>
+        <w:pStyle w:val="BodyText"/>
         <w:spacing w:before="183"/>
         <w:jc w:val="both"/>
-        <w:rPr>
-          <w:lang w:val="pt-BR"/>
-        </w:rPr>
       </w:pPr>
       <w:r>
         <w:rPr>
@@ -2728,105 +2718,28 @@
       </w:r>
       <w:r>
         <w:rPr>
-          <w:lang w:val="pt-BR"/>
-        </w:rPr>
-        <w:t>Extensão</w:t>
-      </w:r>
-      <w:r>
-        <w:rPr>
-          <w:spacing w:val="-5"/>
-          <w:lang w:val="pt-BR"/>
-        </w:rPr>
-        <w:t xml:space="preserve"> </w:t>
-      </w:r>
-      <w:r>
-        <w:rPr>
-          <w:lang w:val="pt-BR"/>
-        </w:rPr>
-        <w:t>de</w:t>
-      </w:r>
-      <w:r>
-        <w:rPr>
-          <w:spacing w:val="-4"/>
-          <w:lang w:val="pt-BR"/>
-        </w:rPr>
-        <w:t xml:space="preserve"> </w:t>
-      </w:r>
-      <w:r>
-        <w:rPr>
-          <w:lang w:val="pt-BR"/>
-        </w:rPr>
-        <w:t>garantia</w:t>
-      </w:r>
-      <w:r>
-        <w:rPr>
           <w:spacing w:val="-3"/>
           <w:lang w:val="pt-BR"/>
         </w:rPr>
-        <w:t xml:space="preserve"> </w:t>
-      </w:r>
-      <w:r>
-        <w:rPr>
-          <w:lang w:val="pt-BR"/>
-        </w:rPr>
-        <w:t>de</w:t>
-      </w:r>
-      <w:r>
-        <w:rPr>
-          <w:spacing w:val="-4"/>
-          <w:lang w:val="pt-BR"/>
-        </w:rPr>
-        <w:t xml:space="preserve"> </w:t>
-      </w:r>
-      <w:r>
-        <w:rPr>
-          <w:lang w:val="pt-BR"/>
-        </w:rPr>
-        <w:t>servidores</w:t>
-      </w:r>
-      <w:r>
-        <w:rPr>
-          <w:spacing w:val="-4"/>
-          <w:lang w:val="pt-BR"/>
-        </w:rPr>
-        <w:t xml:space="preserve"> </w:t>
-      </w:r>
-      <w:r>
-        <w:rPr>
-          <w:spacing w:val="-2"/>
-          <w:lang w:val="pt-BR"/>
-        </w:rPr>
-        <w:t>empresariais</w:t>
-      </w:r>
-      <w:r>
-        <w:rPr>
-          <w:spacing w:val="-2"/>
-          <w:highlight w:val="yellow"/>
-          <w:lang w:val="pt-BR"/>
-        </w:rPr>
-        <w:t>.</w:t>
-      </w:r>
-      <w:r>
-        <w:rPr>
-          <w:spacing w:val="-2"/>
-          <w:highlight w:val="yellow"/>
-          <w:lang w:val="pt-BR"/>
-        </w:rPr>
-        <w:t xml:space="preserve"> (explicar melhor)</w:t>
-      </w:r>
-    </w:p>
-    <w:p>
-      <w:pPr>
-        <w:pStyle w:val="Corpodetexto"/>
-        <w:ind w:left="0"/>
-        <w:rPr>
-          <w:lang w:val="pt-BR"/>
-        </w:rPr>
-      </w:pPr>
-    </w:p>
-    <w:p>
-      <w:pPr>
-        <w:pStyle w:val="Corpodetexto"/>
+        <w:t>Extensão de gerantia de servidores empresariais, p</w:t>
+      </w:r>
+      <w:r>
+        <w:t>rocesso destinado à renovação ou ampliação da cobertura de garantia de servidores utilizados em ambientes corporativos e data centers. Envolve a análise técnica dos equipamentos, avaliação do estado de saúde dos componentes, identificação de possíveis falhas por meio de logs e ferramentas de diagnóstico, além da realização de testes e validações de hardware.</w:t>
+      </w:r>
+    </w:p>
+    <w:p>
+      <w:pPr>
+        <w:pStyle w:val="BodyText"/>
+        <w:spacing w:before="183"/>
+        <w:jc w:val="both"/>
+      </w:pPr>
+      <w:r>
+        <w:t>A atividade também pode incluir a identificação e substituição de componentes defeituosos, acompanhamento de chamados técnicos junto aos fabricantes e registro das informações relacionadas ao equipamento, garantindo maior disponibilidade, confiabilidade e continuidade operacional da infraestrutura.</w:t>
+      </w:r>
+    </w:p>
+    <w:p>
+      <w:pPr>
+        <w:pStyle w:val="BodyText"/>
         <w:spacing w:before="89"/>
         <w:ind w:left="0"/>
         <w:rPr>
@@ -2836,7 +2749,7 @@
     </w:p>
     <w:p>
       <w:pPr>
-        <w:pStyle w:val="PargrafodaLista"/>
+        <w:pStyle w:val="ListParagraph"/>
         <w:numPr>
           <w:ilvl w:val="1"/>
           <w:numId w:val="1"/>
@@ -2918,54 +2831,27 @@
         </w:rPr>
         <w:t xml:space="preserve">organização? </w:t>
       </w:r>
-      <w:r>
-        <w:rPr>
-          <w:sz w:val="24"/>
-          <w:highlight w:val="yellow"/>
-          <w:lang w:val="pt-BR"/>
-        </w:rPr>
-        <w:t>R: Na casa das centenas.</w:t>
-      </w:r>
-      <w:r>
-        <w:rPr>
-          <w:sz w:val="24"/>
-          <w:highlight w:val="yellow"/>
-          <w:lang w:val="pt-BR"/>
-        </w:rPr>
-        <w:t xml:space="preserve"> De todas ?? mas essa filial??</w:t>
-      </w:r>
-      <w:r>
-        <w:rPr>
-          <w:sz w:val="24"/>
-          <w:highlight w:val="yellow"/>
-          <w:lang w:val="pt-BR"/>
-        </w:rPr>
-        <w:t xml:space="preserve"> Explicar presencial, </w:t>
-      </w:r>
-      <w:proofErr w:type="gramStart"/>
-      <w:r>
-        <w:rPr>
-          <w:sz w:val="24"/>
-          <w:highlight w:val="yellow"/>
-          <w:lang w:val="pt-BR"/>
-        </w:rPr>
-        <w:t xml:space="preserve">home </w:t>
-      </w:r>
-      <w:proofErr w:type="spellStart"/>
-      <w:r>
-        <w:rPr>
-          <w:sz w:val="24"/>
-          <w:highlight w:val="yellow"/>
-          <w:lang w:val="pt-BR"/>
-        </w:rPr>
-        <w:t>etc</w:t>
-      </w:r>
-      <w:proofErr w:type="spellEnd"/>
-      <w:proofErr w:type="gramEnd"/>
-    </w:p>
-    <w:p>
-      <w:pPr>
-        <w:pStyle w:val="Corpodetexto"/>
+    </w:p>
+    <w:p>
+      <w:pPr>
+        <w:pStyle w:val="BodyText"/>
+        <w:spacing w:before="186"/>
+        <w:rPr>
+          <w:szCs w:val="22"/>
+          <w:lang w:val="pt-BR"/>
+        </w:rPr>
+      </w:pPr>
+      <w:r>
+        <w:rPr>
+          <w:szCs w:val="22"/>
+          <w:lang w:val="pt-BR"/>
+        </w:rPr>
+        <w:t>R: Atualmente a organização conta com dezenas de funcionários voltado pra setores adiministrativosl, além de centenas de funcionários voltados para operação, tendo analistas espalhados em cada estado do Brasil, além de 90% dos funcionários estarem home office.</w:t>
+      </w:r>
+    </w:p>
+    <w:p>
+      <w:pPr>
+        <w:pStyle w:val="BodyText"/>
         <w:spacing w:before="186"/>
         <w:ind w:left="0"/>
         <w:rPr>
@@ -2975,7 +2861,7 @@
     </w:p>
     <w:p>
       <w:pPr>
-        <w:pStyle w:val="PargrafodaLista"/>
+        <w:pStyle w:val="ListParagraph"/>
         <w:numPr>
           <w:ilvl w:val="1"/>
           <w:numId w:val="1"/>
@@ -3105,7 +2991,7 @@
     </w:p>
     <w:p>
       <w:pPr>
-        <w:pStyle w:val="Corpodetexto"/>
+        <w:pStyle w:val="BodyText"/>
         <w:spacing w:before="183"/>
         <w:jc w:val="both"/>
         <w:rPr>
@@ -3125,15 +3011,24 @@
         </w:rPr>
         <w:t xml:space="preserve"> </w:t>
       </w:r>
-      <w:proofErr w:type="spellStart"/>
-      <w:r>
-        <w:rPr>
-          <w:highlight w:val="yellow"/>
-          <w:lang w:val="pt-BR"/>
-        </w:rPr>
-        <w:t>Manutençao</w:t>
-      </w:r>
-      <w:proofErr w:type="spellEnd"/>
+      <w:r>
+        <w:rPr>
+          <w:lang w:val="pt-BR"/>
+        </w:rPr>
+        <w:t>Manutenç</w:t>
+      </w:r>
+      <w:r>
+        <w:rPr>
+          <w:lang w:val="pt-BR"/>
+        </w:rPr>
+        <w:t>ã</w:t>
+      </w:r>
+      <w:r>
+        <w:rPr>
+          <w:lang w:val="pt-BR"/>
+        </w:rPr>
+        <w:t>o</w:t>
+      </w:r>
       <w:r>
         <w:rPr>
           <w:spacing w:val="-4"/>
@@ -3255,7 +3150,7 @@
     </w:p>
     <w:p>
       <w:pPr>
-        <w:pStyle w:val="Corpodetexto"/>
+        <w:pStyle w:val="BodyText"/>
         <w:ind w:left="0"/>
         <w:rPr>
           <w:lang w:val="pt-BR"/>
@@ -3264,7 +3159,7 @@
     </w:p>
     <w:p>
       <w:pPr>
-        <w:pStyle w:val="Corpodetexto"/>
+        <w:pStyle w:val="BodyText"/>
         <w:spacing w:before="86"/>
         <w:ind w:left="0"/>
         <w:rPr>
@@ -3274,7 +3169,7 @@
     </w:p>
     <w:p>
       <w:pPr>
-        <w:pStyle w:val="PargrafodaLista"/>
+        <w:pStyle w:val="ListParagraph"/>
         <w:numPr>
           <w:ilvl w:val="1"/>
           <w:numId w:val="1"/>
@@ -3374,74 +3269,35 @@
     </w:p>
     <w:p>
       <w:pPr>
-        <w:pStyle w:val="Corpodetexto"/>
+        <w:pStyle w:val="BodyText"/>
         <w:spacing w:before="183" w:line="259" w:lineRule="auto"/>
         <w:ind w:right="145"/>
         <w:jc w:val="both"/>
-        <w:rPr>
-          <w:lang w:val="pt-BR"/>
-        </w:rPr>
-      </w:pPr>
-      <w:r>
-        <w:rPr>
-          <w:lang w:val="pt-BR"/>
-        </w:rPr>
-        <w:t xml:space="preserve">R: Com 25 anos de empresa, começou dividida entre 4 divisões para manutenção de equipamentos em geral, até se tornar a OTG e hoje atende clientes de todo o Brasil e </w:t>
-      </w:r>
-      <w:proofErr w:type="spellStart"/>
-      <w:r>
-        <w:rPr>
-          <w:lang w:val="pt-BR"/>
-        </w:rPr>
-        <w:t>paises</w:t>
-      </w:r>
-      <w:proofErr w:type="spellEnd"/>
-      <w:r>
-        <w:rPr>
-          <w:lang w:val="pt-BR"/>
-        </w:rPr>
-        <w:t xml:space="preserve"> como</w:t>
-      </w:r>
-      <w:r>
-        <w:rPr>
-          <w:spacing w:val="-5"/>
-          <w:lang w:val="pt-BR"/>
-        </w:rPr>
-        <w:t xml:space="preserve"> </w:t>
-      </w:r>
-      <w:r>
-        <w:rPr>
-          <w:lang w:val="pt-BR"/>
-        </w:rPr>
-        <w:t>Argentina, Chile e Uruguai.</w:t>
-      </w:r>
-    </w:p>
-    <w:p>
-      <w:pPr>
-        <w:pStyle w:val="Corpodetexto"/>
-        <w:spacing w:line="259" w:lineRule="auto"/>
+      </w:pPr>
+      <w:r>
+        <w:rPr>
+          <w:lang w:val="pt-BR"/>
+        </w:rPr>
+        <w:t xml:space="preserve">R: </w:t>
+      </w:r>
+      <w:r>
+        <w:t>Com 25 anos de atuação no mercado, a empresa iniciou suas atividades dividida em quatro divisões, voltadas à manutenção de diferentes tipos de equipamentos. Ao longo dos anos, passou por um processo de evolução e consolidação, dando origem à OTG.</w:t>
+      </w:r>
+    </w:p>
+    <w:p>
+      <w:pPr>
+        <w:pStyle w:val="BodyText"/>
+        <w:spacing w:before="183" w:line="259" w:lineRule="auto"/>
+        <w:ind w:right="145"/>
         <w:jc w:val="both"/>
-        <w:rPr>
-          <w:lang w:val="pt-BR"/>
-        </w:rPr>
-      </w:pPr>
-      <w:r>
-        <w:rPr>
-          <w:lang w:val="pt-BR"/>
-        </w:rPr>
-        <w:t xml:space="preserve"> </w:t>
-      </w:r>
-      <w:r>
-        <w:rPr>
-          <w:highlight w:val="yellow"/>
-          <w:lang w:val="pt-BR"/>
-        </w:rPr>
-        <w:t>Explicar melhor sobre a filial</w:t>
-      </w:r>
-    </w:p>
-    <w:p>
-      <w:pPr>
-        <w:pStyle w:val="Corpodetexto"/>
+      </w:pPr>
+      <w:r>
+        <w:t>Atualmente, a OTG atua no suporte e na manutenção de equipamentos de infraestrutura de TI, atendendo clientes em todo o território brasileiro e também em países da América do Sul, como Argentina, Chile e Uruguai.</w:t>
+      </w:r>
+    </w:p>
+    <w:p>
+      <w:pPr>
+        <w:pStyle w:val="BodyText"/>
         <w:spacing w:line="259" w:lineRule="auto"/>
         <w:jc w:val="both"/>
         <w:rPr>
@@ -3456,7 +3312,7 @@
     </w:p>
     <w:p>
       <w:pPr>
-        <w:pStyle w:val="Corpodetexto"/>
+        <w:pStyle w:val="BodyText"/>
         <w:spacing w:before="176"/>
         <w:ind w:left="0"/>
         <w:rPr>
@@ -3475,6 +3331,7 @@
       </w:pPr>
       <w:r>
         <w:rPr>
+          <w:noProof/>
           <w:sz w:val="2"/>
         </w:rPr>
         <mc:AlternateContent>
@@ -3555,7 +3412,7 @@
           </mc:Choice>
           <mc:Fallback>
             <w:pict>
-              <v:group w14:anchorId="4E7F7B49" id="Group 4" o:spid="_x0000_s1026" style="width:428.15pt;height:1.45pt;mso-position-horizontal-relative:char;mso-position-vertical-relative:line" coordsize="54375,184" o:gfxdata="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">
+              <v:group w14:anchorId="1B70DAF6" id="Group 4" o:spid="_x0000_s1026" style="width:428.15pt;height:1.45pt;mso-position-horizontal-relative:char;mso-position-vertical-relative:line" coordsize="54375,184" o:gfxdata="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">
                 <v:shape id="Graphic 5" o:spid="_x0000_s1027" style="position:absolute;width:54375;height:184;visibility:visible;mso-wrap-style:square;v-text-anchor:top" coordsize="5437505,18415" o:gfxdata="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" path="m5436997,l,,,18288r5436997,l5436997,xe" fillcolor="black" stroked="f">
                   <v:path arrowok="t"/>
                 </v:shape>
@@ -3568,7 +3425,7 @@
     </w:p>
     <w:p>
       <w:pPr>
-        <w:pStyle w:val="Ttulo2"/>
+        <w:pStyle w:val="Heading2"/>
         <w:numPr>
           <w:ilvl w:val="0"/>
           <w:numId w:val="1"/>
@@ -3618,7 +3475,7 @@
     </w:p>
     <w:p>
       <w:pPr>
-        <w:pStyle w:val="PargrafodaLista"/>
+        <w:pStyle w:val="ListParagraph"/>
         <w:numPr>
           <w:ilvl w:val="1"/>
           <w:numId w:val="1"/>
@@ -3809,12 +3666,9 @@
     </w:p>
     <w:p>
       <w:pPr>
-        <w:pStyle w:val="Corpodetexto"/>
+        <w:pStyle w:val="BodyText"/>
         <w:spacing w:before="182" w:line="259" w:lineRule="auto"/>
         <w:ind w:right="141"/>
-        <w:rPr>
-          <w:lang w:val="pt-BR"/>
-        </w:rPr>
       </w:pPr>
       <w:r>
         <w:rPr>
@@ -3830,172 +3684,22 @@
         <w:t xml:space="preserve"> </w:t>
       </w:r>
       <w:r>
-        <w:rPr>
-          <w:lang w:val="pt-BR"/>
-        </w:rPr>
-        <w:t>Sim,</w:t>
-      </w:r>
-      <w:r>
-        <w:rPr>
-          <w:spacing w:val="40"/>
-          <w:lang w:val="pt-BR"/>
-        </w:rPr>
-        <w:t xml:space="preserve"> </w:t>
-      </w:r>
-      <w:r>
-        <w:rPr>
-          <w:lang w:val="pt-BR"/>
-        </w:rPr>
-        <w:t>a</w:t>
-      </w:r>
-      <w:r>
-        <w:rPr>
-          <w:spacing w:val="40"/>
-          <w:lang w:val="pt-BR"/>
-        </w:rPr>
-        <w:t xml:space="preserve"> </w:t>
-      </w:r>
-      <w:r>
-        <w:rPr>
-          <w:lang w:val="pt-BR"/>
-        </w:rPr>
-        <w:t>análise</w:t>
-      </w:r>
-      <w:r>
-        <w:rPr>
-          <w:spacing w:val="39"/>
-          <w:lang w:val="pt-BR"/>
-        </w:rPr>
-        <w:t xml:space="preserve"> </w:t>
-      </w:r>
-      <w:r>
-        <w:rPr>
-          <w:lang w:val="pt-BR"/>
-        </w:rPr>
-        <w:t>de</w:t>
-      </w:r>
-      <w:r>
-        <w:rPr>
-          <w:spacing w:val="39"/>
-          <w:lang w:val="pt-BR"/>
-        </w:rPr>
-        <w:t xml:space="preserve"> </w:t>
-      </w:r>
-      <w:r>
-        <w:rPr>
-          <w:lang w:val="pt-BR"/>
-        </w:rPr>
-        <w:t>logs</w:t>
-      </w:r>
-      <w:r>
-        <w:rPr>
-          <w:spacing w:val="40"/>
-          <w:lang w:val="pt-BR"/>
-        </w:rPr>
-        <w:t xml:space="preserve"> </w:t>
-      </w:r>
-      <w:r>
-        <w:rPr>
-          <w:lang w:val="pt-BR"/>
-        </w:rPr>
-        <w:t>contendo</w:t>
-      </w:r>
-      <w:r>
-        <w:rPr>
-          <w:spacing w:val="40"/>
-          <w:lang w:val="pt-BR"/>
-        </w:rPr>
-        <w:t xml:space="preserve"> </w:t>
-      </w:r>
-      <w:r>
-        <w:rPr>
-          <w:lang w:val="pt-BR"/>
-        </w:rPr>
-        <w:t>o</w:t>
-      </w:r>
-      <w:r>
-        <w:rPr>
-          <w:spacing w:val="40"/>
-          <w:lang w:val="pt-BR"/>
-        </w:rPr>
-        <w:t xml:space="preserve"> </w:t>
-      </w:r>
-      <w:r>
-        <w:rPr>
-          <w:lang w:val="pt-BR"/>
-        </w:rPr>
-        <w:t>status</w:t>
-      </w:r>
-      <w:r>
-        <w:rPr>
-          <w:spacing w:val="40"/>
-          <w:lang w:val="pt-BR"/>
-        </w:rPr>
-        <w:t xml:space="preserve"> </w:t>
-      </w:r>
-      <w:r>
-        <w:rPr>
-          <w:lang w:val="pt-BR"/>
-        </w:rPr>
-        <w:t>dos</w:t>
-      </w:r>
-      <w:r>
-        <w:rPr>
-          <w:spacing w:val="40"/>
-          <w:lang w:val="pt-BR"/>
-        </w:rPr>
-        <w:t xml:space="preserve"> </w:t>
-      </w:r>
-      <w:r>
-        <w:rPr>
-          <w:lang w:val="pt-BR"/>
-        </w:rPr>
-        <w:t>equipamentos</w:t>
-      </w:r>
-      <w:r>
-        <w:rPr>
-          <w:spacing w:val="38"/>
-          <w:lang w:val="pt-BR"/>
-        </w:rPr>
-        <w:t xml:space="preserve"> </w:t>
-      </w:r>
-      <w:r>
-        <w:rPr>
-          <w:lang w:val="pt-BR"/>
-        </w:rPr>
-        <w:t>dos</w:t>
-      </w:r>
-      <w:r>
-        <w:rPr>
-          <w:spacing w:val="40"/>
-          <w:lang w:val="pt-BR"/>
-        </w:rPr>
-        <w:t xml:space="preserve"> </w:t>
-      </w:r>
-      <w:r>
-        <w:rPr>
-          <w:lang w:val="pt-BR"/>
-        </w:rPr>
-        <w:t xml:space="preserve">clientes demandam muito </w:t>
-      </w:r>
-      <w:r>
-        <w:rPr>
-          <w:highlight w:val="yellow"/>
-          <w:lang w:val="pt-BR"/>
-        </w:rPr>
-        <w:t>tempo</w:t>
-      </w:r>
-      <w:r>
-        <w:rPr>
-          <w:highlight w:val="yellow"/>
-          <w:lang w:val="pt-BR"/>
-        </w:rPr>
-        <w:t xml:space="preserve"> (explicar melhor)</w:t>
-      </w:r>
-    </w:p>
-    <w:p>
-      <w:pPr>
-        <w:pStyle w:val="Corpodetexto"/>
+        <w:t>Sim. O processo de análise dos logs que contêm informações sobre o status e a saúde dos equipamentos dos clientes demanda um tempo considerável. A grande quantidade de informações presentes nos arquivos exige uma análise detalhada para identificar possíveis falhas, alertas e componentes que apresentem sinais de degradação.</w:t>
+      </w:r>
+    </w:p>
+    <w:p>
+      <w:pPr>
+        <w:pStyle w:val="BodyText"/>
+        <w:spacing w:before="182" w:line="259" w:lineRule="auto"/>
+        <w:ind w:right="141"/>
+      </w:pPr>
+      <w:r>
+        <w:t>Além disso, a necessidade de analisar diferentes tipos de equipamentos e seus respectivos formatos de logs pode tornar o processo mais demorado e dificultar a organização das informações, principalmente quando é necessário localizar rapidamente um determinado evento ou identificar a causa de um problema.</w:t>
+      </w:r>
+    </w:p>
+    <w:p>
+      <w:pPr>
+        <w:pStyle w:val="BodyText"/>
         <w:ind w:left="0"/>
         <w:rPr>
           <w:lang w:val="pt-BR"/>
@@ -4004,7 +3708,7 @@
     </w:p>
     <w:p>
       <w:pPr>
-        <w:pStyle w:val="Corpodetexto"/>
+        <w:pStyle w:val="BodyText"/>
         <w:spacing w:before="64"/>
         <w:ind w:left="0"/>
         <w:rPr>
@@ -4014,7 +3718,7 @@
     </w:p>
     <w:p>
       <w:pPr>
-        <w:pStyle w:val="PargrafodaLista"/>
+        <w:pStyle w:val="ListParagraph"/>
         <w:numPr>
           <w:ilvl w:val="1"/>
           <w:numId w:val="1"/>
@@ -4168,7 +3872,7 @@
     </w:p>
     <w:p>
       <w:pPr>
-        <w:pStyle w:val="Corpodetexto"/>
+        <w:pStyle w:val="BodyText"/>
         <w:spacing w:before="160"/>
         <w:rPr>
           <w:lang w:val="pt-BR"/>
@@ -4187,125 +3891,16 @@
         </w:rPr>
         <w:t xml:space="preserve"> </w:t>
       </w:r>
-      <w:proofErr w:type="spellStart"/>
-      <w:r>
-        <w:rPr>
-          <w:lang w:val="pt-BR"/>
-        </w:rPr>
-        <w:t>Planilhagem</w:t>
-      </w:r>
-      <w:proofErr w:type="spellEnd"/>
-      <w:r>
-        <w:rPr>
-          <w:spacing w:val="-4"/>
-          <w:lang w:val="pt-BR"/>
-        </w:rPr>
-        <w:t xml:space="preserve"> </w:t>
-      </w:r>
-      <w:r>
-        <w:rPr>
-          <w:lang w:val="pt-BR"/>
-        </w:rPr>
-        <w:t>dos</w:t>
-      </w:r>
-      <w:r>
-        <w:rPr>
-          <w:spacing w:val="-3"/>
-          <w:lang w:val="pt-BR"/>
-        </w:rPr>
-        <w:t xml:space="preserve"> </w:t>
-      </w:r>
-      <w:r>
-        <w:rPr>
-          <w:lang w:val="pt-BR"/>
-        </w:rPr>
-        <w:t>componentes</w:t>
-      </w:r>
-      <w:r>
-        <w:rPr>
-          <w:spacing w:val="-5"/>
-          <w:lang w:val="pt-BR"/>
-        </w:rPr>
-        <w:t xml:space="preserve"> </w:t>
-      </w:r>
-      <w:r>
-        <w:rPr>
-          <w:lang w:val="pt-BR"/>
-        </w:rPr>
-        <w:t>presentes</w:t>
-      </w:r>
-      <w:r>
-        <w:rPr>
-          <w:spacing w:val="-4"/>
-          <w:lang w:val="pt-BR"/>
-        </w:rPr>
-        <w:t xml:space="preserve"> </w:t>
-      </w:r>
-      <w:r>
-        <w:rPr>
-          <w:lang w:val="pt-BR"/>
-        </w:rPr>
-        <w:t>nos</w:t>
-      </w:r>
-      <w:r>
-        <w:rPr>
-          <w:spacing w:val="-4"/>
-          <w:lang w:val="pt-BR"/>
-        </w:rPr>
-        <w:t xml:space="preserve"> </w:t>
-      </w:r>
-      <w:r>
-        <w:rPr>
-          <w:lang w:val="pt-BR"/>
-        </w:rPr>
-        <w:t>equipamentos</w:t>
-      </w:r>
-      <w:r>
-        <w:rPr>
-          <w:spacing w:val="-3"/>
-          <w:lang w:val="pt-BR"/>
-        </w:rPr>
-        <w:t xml:space="preserve"> </w:t>
-      </w:r>
-      <w:r>
-        <w:rPr>
-          <w:lang w:val="pt-BR"/>
-        </w:rPr>
-        <w:t>dos</w:t>
-      </w:r>
-      <w:r>
-        <w:rPr>
-          <w:spacing w:val="-5"/>
-          <w:lang w:val="pt-BR"/>
-        </w:rPr>
-        <w:t xml:space="preserve"> </w:t>
-      </w:r>
-      <w:r>
-        <w:rPr>
-          <w:spacing w:val="-2"/>
-          <w:lang w:val="pt-BR"/>
-        </w:rPr>
-        <w:t>clientes.</w:t>
-      </w:r>
-      <w:r>
-        <w:rPr>
-          <w:spacing w:val="-2"/>
-          <w:lang w:val="pt-BR"/>
-        </w:rPr>
-        <w:t xml:space="preserve">  </w:t>
-      </w:r>
-      <w:r>
-        <w:rPr>
-          <w:spacing w:val="-2"/>
-          <w:highlight w:val="yellow"/>
-          <w:lang w:val="pt-BR"/>
-        </w:rPr>
-        <w:t>(explicar aqui)</w:t>
-      </w:r>
-    </w:p>
-    <w:p>
-      <w:pPr>
-        <w:pStyle w:val="Corpodetexto"/>
+      <w:r>
+        <w:rPr>
+          <w:lang w:val="pt-BR"/>
+        </w:rPr>
+        <w:t>A planilhagem dos componentes presentes nos equipamentos dos clientes ainda é realizada manualmente. Após a análise e identificação dos equipamentos, é necessário registrar em planilhas informações referentes aos seus componentes, como modelo, número de série, capacidade, quantidade e demais características relevantes.</w:t>
+      </w:r>
+    </w:p>
+    <w:p>
+      <w:pPr>
+        <w:pStyle w:val="BodyText"/>
         <w:ind w:left="0"/>
         <w:rPr>
           <w:lang w:val="pt-BR"/>
@@ -4314,7 +3909,7 @@
     </w:p>
     <w:p>
       <w:pPr>
-        <w:pStyle w:val="Corpodetexto"/>
+        <w:pStyle w:val="BodyText"/>
         <w:spacing w:before="89"/>
         <w:ind w:left="0"/>
         <w:rPr>
@@ -4324,7 +3919,7 @@
     </w:p>
     <w:p>
       <w:pPr>
-        <w:pStyle w:val="PargrafodaLista"/>
+        <w:pStyle w:val="ListParagraph"/>
         <w:numPr>
           <w:ilvl w:val="1"/>
           <w:numId w:val="1"/>
@@ -4454,7 +4049,7 @@
     </w:p>
     <w:p>
       <w:pPr>
-        <w:pStyle w:val="Corpodetexto"/>
+        <w:pStyle w:val="BodyText"/>
         <w:spacing w:before="4"/>
         <w:rPr>
           <w:lang w:val="pt-BR"/>
@@ -4515,7 +4110,7 @@
     </w:p>
     <w:p>
       <w:pPr>
-        <w:pStyle w:val="Corpodetexto"/>
+        <w:pStyle w:val="BodyText"/>
         <w:spacing w:before="182"/>
         <w:rPr>
           <w:lang w:val="pt-BR"/>
@@ -4596,7 +4191,7 @@
     </w:p>
     <w:p>
       <w:pPr>
-        <w:pStyle w:val="Corpodetexto"/>
+        <w:pStyle w:val="BodyText"/>
         <w:spacing w:before="183"/>
         <w:rPr>
           <w:lang w:val="pt-BR"/>
@@ -4716,7 +4311,7 @@
     </w:p>
     <w:p>
       <w:pPr>
-        <w:pStyle w:val="Corpodetexto"/>
+        <w:pStyle w:val="BodyText"/>
         <w:spacing w:before="180"/>
         <w:rPr>
           <w:lang w:val="pt-BR"/>
@@ -4810,7 +4405,7 @@
     </w:p>
     <w:p>
       <w:pPr>
-        <w:pStyle w:val="Corpodetexto"/>
+        <w:pStyle w:val="BodyText"/>
         <w:spacing w:before="182" w:line="398" w:lineRule="auto"/>
         <w:ind w:right="2734"/>
         <w:rPr>
@@ -4930,7 +4525,7 @@
     </w:p>
     <w:p>
       <w:pPr>
-        <w:pStyle w:val="Corpodetexto"/>
+        <w:pStyle w:val="BodyText"/>
         <w:spacing w:before="1" w:line="396" w:lineRule="auto"/>
         <w:ind w:right="3962"/>
         <w:rPr>
@@ -5037,7 +4632,7 @@
     </w:p>
     <w:p>
       <w:pPr>
-        <w:pStyle w:val="Corpodetexto"/>
+        <w:pStyle w:val="BodyText"/>
         <w:spacing w:before="4" w:line="398" w:lineRule="auto"/>
         <w:ind w:right="946"/>
         <w:rPr>
@@ -5144,7 +4739,7 @@
     </w:p>
     <w:p>
       <w:pPr>
-        <w:pStyle w:val="Corpodetexto"/>
+        <w:pStyle w:val="BodyText"/>
         <w:rPr>
           <w:lang w:val="pt-BR"/>
         </w:rPr>
@@ -5198,7 +4793,7 @@
     </w:p>
     <w:p>
       <w:pPr>
-        <w:pStyle w:val="Corpodetexto"/>
+        <w:pStyle w:val="BodyText"/>
         <w:tabs>
           <w:tab w:val="left" w:pos="8631"/>
         </w:tabs>
@@ -5225,7 +4820,7 @@
     </w:p>
     <w:p>
       <w:pPr>
-        <w:pStyle w:val="Corpodetexto"/>
+        <w:pStyle w:val="BodyText"/>
         <w:ind w:left="0"/>
         <w:rPr>
           <w:rFonts w:ascii="Times New Roman"/>
@@ -5236,7 +4831,7 @@
     </w:p>
     <w:p>
       <w:pPr>
-        <w:pStyle w:val="Corpodetexto"/>
+        <w:pStyle w:val="BodyText"/>
         <w:spacing w:before="15"/>
         <w:ind w:left="0"/>
         <w:rPr>
@@ -5248,6 +4843,7 @@
       <w:r>
         <w:rPr>
           <w:rFonts w:ascii="Times New Roman"/>
+          <w:noProof/>
           <w:sz w:val="20"/>
           <w:lang w:val="pt-BR"/>
         </w:rPr>
@@ -5325,7 +4921,7 @@
           </mc:Choice>
           <mc:Fallback>
             <w:pict>
-              <v:shape w14:anchorId="1B46C484" id="Graphic 6" o:spid="_x0000_s1026" style="position:absolute;margin-left:83.65pt;margin-top:13.45pt;width:428.15pt;height:1.45pt;z-index:-15727104;visibility:visible;mso-wrap-style:square;mso-wrap-distance-left:0;mso-wrap-distance-top:0;mso-wrap-distance-right:0;mso-wrap-distance-bottom:0;mso-position-horizontal:absolute;mso-position-horizontal-relative:page;mso-position-vertical:absolute;mso-position-vertical-relative:text;v-text-anchor:top" coordsize="5437505,18415" o:gfxdata="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" path="m5436997,l,,,18287r5436997,l5436997,xe" fillcolor="black" stroked="f">
+              <v:shape w14:anchorId="4C7F2E72" id="Graphic 6" o:spid="_x0000_s1026" style="position:absolute;margin-left:83.65pt;margin-top:13.45pt;width:428.15pt;height:1.45pt;z-index:-15727104;visibility:visible;mso-wrap-style:square;mso-wrap-distance-left:0;mso-wrap-distance-top:0;mso-wrap-distance-right:0;mso-wrap-distance-bottom:0;mso-position-horizontal:absolute;mso-position-horizontal-relative:page;mso-position-vertical:absolute;mso-position-vertical-relative:text;v-text-anchor:top" coordsize="5437505,18415" o:gfxdata="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" path="m5436997,l,,,18287r5436997,l5436997,xe" fillcolor="black" stroked="f">
                 <v:path arrowok="t"/>
                 <w10:wrap type="topAndBottom" anchorx="page"/>
               </v:shape>
@@ -5336,7 +4932,7 @@
     </w:p>
     <w:p>
       <w:pPr>
-        <w:pStyle w:val="Corpodetexto"/>
+        <w:pStyle w:val="BodyText"/>
         <w:ind w:left="0"/>
         <w:rPr>
           <w:rFonts w:ascii="Times New Roman"/>
@@ -5346,7 +4942,7 @@
     </w:p>
     <w:p>
       <w:pPr>
-        <w:pStyle w:val="Corpodetexto"/>
+        <w:pStyle w:val="BodyText"/>
         <w:spacing w:before="70"/>
         <w:ind w:left="0"/>
         <w:rPr>
@@ -5357,7 +4953,7 @@
     </w:p>
     <w:p>
       <w:pPr>
-        <w:pStyle w:val="Ttulo2"/>
+        <w:pStyle w:val="Heading2"/>
         <w:numPr>
           <w:ilvl w:val="0"/>
           <w:numId w:val="1"/>
@@ -5374,6 +4970,7 @@
         <w:rPr>
           <w:lang w:val="pt-BR"/>
         </w:rPr>
+        <w:lastRenderedPageBreak/>
         <w:t>Uso</w:t>
       </w:r>
       <w:r>
@@ -5419,7 +5016,7 @@
     </w:p>
     <w:p>
       <w:pPr>
-        <w:pStyle w:val="PargrafodaLista"/>
+        <w:pStyle w:val="ListParagraph"/>
         <w:numPr>
           <w:ilvl w:val="1"/>
           <w:numId w:val="1"/>
@@ -5580,7 +5177,7 @@
     </w:p>
     <w:p>
       <w:pPr>
-        <w:pStyle w:val="Corpodetexto"/>
+        <w:pStyle w:val="BodyText"/>
         <w:spacing w:before="182" w:line="259" w:lineRule="auto"/>
         <w:ind w:right="141"/>
         <w:rPr>
@@ -5678,21 +5275,23 @@
         </w:rPr>
         <w:t xml:space="preserve"> </w:t>
       </w:r>
-      <w:proofErr w:type="spellStart"/>
-      <w:r>
-        <w:rPr>
-          <w:highlight w:val="yellow"/>
-          <w:lang w:val="pt-BR"/>
-        </w:rPr>
-        <w:t>eletronico</w:t>
-      </w:r>
-      <w:proofErr w:type="spellEnd"/>
-      <w:r>
-        <w:rPr>
-          <w:highlight w:val="yellow"/>
-          <w:lang w:val="pt-BR"/>
-        </w:rPr>
-        <w:t>,</w:t>
+      <w:r>
+        <w:rPr>
+          <w:lang w:val="pt-BR"/>
+        </w:rPr>
+        <w:t>eletr</w:t>
+      </w:r>
+      <w:r>
+        <w:rPr>
+          <w:lang w:val="pt-BR"/>
+        </w:rPr>
+        <w:t>ô</w:t>
+      </w:r>
+      <w:r>
+        <w:rPr>
+          <w:lang w:val="pt-BR"/>
+        </w:rPr>
+        <w:t>nico,</w:t>
       </w:r>
       <w:r>
         <w:rPr>
@@ -5723,21 +5322,7 @@
     </w:p>
     <w:p>
       <w:pPr>
-        <w:pStyle w:val="Corpodetexto"/>
-        <w:spacing w:line="259" w:lineRule="auto"/>
-        <w:rPr>
-          <w:lang w:val="pt-BR"/>
-        </w:rPr>
-        <w:sectPr>
-          <w:pgSz w:w="11910" w:h="16840"/>
-          <w:pgMar w:top="1320" w:right="1559" w:bottom="280" w:left="1559" w:header="715" w:footer="0" w:gutter="0"/>
-          <w:cols w:space="720"/>
-        </w:sectPr>
-      </w:pPr>
-    </w:p>
-    <w:p>
-      <w:pPr>
-        <w:pStyle w:val="Corpodetexto"/>
+        <w:pStyle w:val="BodyText"/>
         <w:spacing w:before="113"/>
         <w:ind w:left="0"/>
         <w:rPr>
@@ -5747,7 +5332,7 @@
     </w:p>
     <w:p>
       <w:pPr>
-        <w:pStyle w:val="PargrafodaLista"/>
+        <w:pStyle w:val="ListParagraph"/>
         <w:numPr>
           <w:ilvl w:val="1"/>
           <w:numId w:val="1"/>
@@ -5892,7 +5477,7 @@
     </w:p>
     <w:p>
       <w:pPr>
-        <w:pStyle w:val="Corpodetexto"/>
+        <w:pStyle w:val="BodyText"/>
         <w:spacing w:before="4"/>
         <w:rPr>
           <w:lang w:val="pt-BR"/>
@@ -5934,7 +5519,7 @@
     </w:p>
     <w:p>
       <w:pPr>
-        <w:pStyle w:val="Corpodetexto"/>
+        <w:pStyle w:val="BodyText"/>
         <w:spacing w:before="183"/>
         <w:rPr>
           <w:lang w:val="pt-BR"/>
@@ -5969,7 +5554,7 @@
     </w:p>
     <w:p>
       <w:pPr>
-        <w:pStyle w:val="Corpodetexto"/>
+        <w:pStyle w:val="BodyText"/>
         <w:spacing w:before="182" w:line="396" w:lineRule="auto"/>
         <w:ind w:right="6739"/>
         <w:rPr>
@@ -6037,7 +5622,7 @@
     </w:p>
     <w:p>
       <w:pPr>
-        <w:pStyle w:val="Corpodetexto"/>
+        <w:pStyle w:val="BodyText"/>
         <w:tabs>
           <w:tab w:val="left" w:pos="3345"/>
         </w:tabs>
@@ -6077,7 +5662,7 @@
     </w:p>
     <w:p>
       <w:pPr>
-        <w:pStyle w:val="Corpodetexto"/>
+        <w:pStyle w:val="BodyText"/>
         <w:ind w:left="0"/>
         <w:rPr>
           <w:rFonts w:ascii="Times New Roman"/>
@@ -6087,7 +5672,7 @@
     </w:p>
     <w:p>
       <w:pPr>
-        <w:pStyle w:val="Corpodetexto"/>
+        <w:pStyle w:val="BodyText"/>
         <w:spacing w:before="89"/>
         <w:ind w:left="0"/>
         <w:rPr>
@@ -6098,7 +5683,7 @@
     </w:p>
     <w:p>
       <w:pPr>
-        <w:pStyle w:val="PargrafodaLista"/>
+        <w:pStyle w:val="ListParagraph"/>
         <w:numPr>
           <w:ilvl w:val="1"/>
           <w:numId w:val="1"/>
@@ -6213,7 +5798,7 @@
     </w:p>
     <w:p>
       <w:pPr>
-        <w:pStyle w:val="Corpodetexto"/>
+        <w:pStyle w:val="BodyText"/>
         <w:spacing w:before="4"/>
         <w:rPr>
           <w:lang w:val="pt-BR"/>
@@ -6242,7 +5827,7 @@
     </w:p>
     <w:p>
       <w:pPr>
-        <w:pStyle w:val="Corpodetexto"/>
+        <w:pStyle w:val="BodyText"/>
         <w:tabs>
           <w:tab w:val="left" w:pos="8654"/>
         </w:tabs>
@@ -6269,7 +5854,7 @@
     </w:p>
     <w:p>
       <w:pPr>
-        <w:pStyle w:val="Corpodetexto"/>
+        <w:pStyle w:val="BodyText"/>
         <w:ind w:left="0"/>
         <w:rPr>
           <w:rFonts w:ascii="Times New Roman"/>
@@ -6279,7 +5864,7 @@
     </w:p>
     <w:p>
       <w:pPr>
-        <w:pStyle w:val="Corpodetexto"/>
+        <w:pStyle w:val="BodyText"/>
         <w:spacing w:before="87"/>
         <w:ind w:left="0"/>
         <w:rPr>
@@ -6290,7 +5875,7 @@
     </w:p>
     <w:p>
       <w:pPr>
-        <w:pStyle w:val="PargrafodaLista"/>
+        <w:pStyle w:val="ListParagraph"/>
         <w:numPr>
           <w:ilvl w:val="1"/>
           <w:numId w:val="1"/>
@@ -6420,12 +6005,9 @@
     </w:p>
     <w:p>
       <w:pPr>
-        <w:pStyle w:val="Corpodetexto"/>
+        <w:pStyle w:val="BodyText"/>
         <w:spacing w:before="182" w:line="259" w:lineRule="auto"/>
         <w:ind w:right="141"/>
-        <w:rPr>
-          <w:lang w:val="pt-BR"/>
-        </w:rPr>
       </w:pPr>
       <w:r>
         <w:rPr>
@@ -6441,151 +6023,46 @@
         <w:t xml:space="preserve"> </w:t>
       </w:r>
       <w:r>
-        <w:rPr>
-          <w:lang w:val="pt-BR"/>
-        </w:rPr>
-        <w:t>Atualmente,</w:t>
-      </w:r>
-      <w:r>
-        <w:rPr>
-          <w:spacing w:val="-17"/>
-          <w:lang w:val="pt-BR"/>
-        </w:rPr>
-        <w:t xml:space="preserve"> </w:t>
-      </w:r>
-      <w:r>
-        <w:rPr>
-          <w:lang w:val="pt-BR"/>
-        </w:rPr>
-        <w:t>como</w:t>
-      </w:r>
-      <w:r>
-        <w:rPr>
-          <w:spacing w:val="-17"/>
-          <w:lang w:val="pt-BR"/>
-        </w:rPr>
-        <w:t xml:space="preserve"> </w:t>
-      </w:r>
-      <w:r>
-        <w:rPr>
-          <w:lang w:val="pt-BR"/>
-        </w:rPr>
-        <w:t>não</w:t>
-      </w:r>
-      <w:r>
-        <w:rPr>
-          <w:spacing w:val="-16"/>
-          <w:lang w:val="pt-BR"/>
-        </w:rPr>
-        <w:t xml:space="preserve"> </w:t>
-      </w:r>
-      <w:r>
-        <w:rPr>
-          <w:lang w:val="pt-BR"/>
-        </w:rPr>
-        <w:t>possui</w:t>
-      </w:r>
-      <w:r>
-        <w:rPr>
-          <w:spacing w:val="-17"/>
-          <w:lang w:val="pt-BR"/>
-        </w:rPr>
-        <w:t xml:space="preserve"> </w:t>
-      </w:r>
-      <w:r>
-        <w:rPr>
-          <w:lang w:val="pt-BR"/>
-        </w:rPr>
-        <w:t>um</w:t>
-      </w:r>
-      <w:r>
-        <w:rPr>
-          <w:spacing w:val="-17"/>
-          <w:lang w:val="pt-BR"/>
-        </w:rPr>
-        <w:t xml:space="preserve"> </w:t>
-      </w:r>
-      <w:r>
-        <w:rPr>
-          <w:lang w:val="pt-BR"/>
-        </w:rPr>
-        <w:t>sistem</w:t>
-      </w:r>
-      <w:r>
-        <w:rPr>
-          <w:lang w:val="pt-BR"/>
-        </w:rPr>
-        <w:t>a</w:t>
-      </w:r>
-      <w:r>
-        <w:rPr>
-          <w:spacing w:val="-17"/>
-          <w:lang w:val="pt-BR"/>
-        </w:rPr>
-        <w:t xml:space="preserve"> </w:t>
-      </w:r>
-      <w:r>
-        <w:rPr>
-          <w:lang w:val="pt-BR"/>
-        </w:rPr>
-        <w:t>automatizado,</w:t>
-      </w:r>
-      <w:r>
-        <w:rPr>
-          <w:spacing w:val="-16"/>
-          <w:lang w:val="pt-BR"/>
-        </w:rPr>
-        <w:t xml:space="preserve"> </w:t>
-      </w:r>
-      <w:r>
-        <w:rPr>
-          <w:lang w:val="pt-BR"/>
-        </w:rPr>
-        <w:t>tem</w:t>
-      </w:r>
-      <w:r>
-        <w:rPr>
-          <w:spacing w:val="-17"/>
-          <w:lang w:val="pt-BR"/>
-        </w:rPr>
-        <w:t xml:space="preserve"> </w:t>
-      </w:r>
-      <w:r>
-        <w:rPr>
-          <w:lang w:val="pt-BR"/>
-        </w:rPr>
-        <w:t>demandado</w:t>
-      </w:r>
-      <w:r>
-        <w:rPr>
-          <w:spacing w:val="-17"/>
-          <w:lang w:val="pt-BR"/>
-        </w:rPr>
-        <w:t xml:space="preserve"> </w:t>
-      </w:r>
-      <w:r>
-        <w:rPr>
-          <w:lang w:val="pt-BR"/>
-        </w:rPr>
-        <w:t>muito tempo para tarefas simples.</w:t>
-      </w:r>
-      <w:r>
-        <w:rPr>
-          <w:lang w:val="pt-BR"/>
-        </w:rPr>
-        <w:t xml:space="preserve"> </w:t>
-      </w:r>
-      <w:r>
-        <w:rPr>
-          <w:highlight w:val="yellow"/>
-          <w:lang w:val="pt-BR"/>
-        </w:rPr>
-        <w:t>(genérico)</w:t>
-      </w:r>
-    </w:p>
-    <w:p>
-      <w:pPr>
-        <w:pStyle w:val="Corpodetexto"/>
+        <w:t>Atualmente, a organização não possui um sistema automatizado para auxiliar no controle e na organização das informações relacionadas aos equipamentos dos clientes. Como consequência, atividades que poderiam ser realizadas de forma mais rápida precisam ser executadas manualmente, demandando um tempo considerável dos colaboradores.</w:t>
+      </w:r>
+    </w:p>
+    <w:p>
+      <w:pPr>
+        <w:pStyle w:val="BodyText"/>
+        <w:spacing w:before="182" w:line="259" w:lineRule="auto"/>
+        <w:ind w:right="141"/>
+      </w:pPr>
+      <w:r>
+        <w:t>A necessidade de consultar, analisar e registrar informações individualmente torna tarefas simples mais demoradas, principalmente quando há uma grande quantidade de equipamentos e componentes envolvidos. Além disso, a dependência de processos manuais pode dificultar a organização das informações e aumentar a possibilidade de erros durante o registro.</w:t>
+      </w:r>
+    </w:p>
+    <w:p>
+      <w:pPr>
+        <w:pStyle w:val="BodyText"/>
+        <w:spacing w:before="182" w:line="259" w:lineRule="auto"/>
+        <w:ind w:right="141"/>
+        <w:rPr>
+          <w:lang w:val="pt-BR"/>
+        </w:rPr>
+      </w:pPr>
+    </w:p>
+    <w:p>
+      <w:pPr>
+        <w:rPr>
+          <w:sz w:val="20"/>
+          <w:szCs w:val="24"/>
+        </w:rPr>
+      </w:pPr>
+      <w:r>
+        <w:rPr>
+          <w:sz w:val="20"/>
+        </w:rPr>
+        <w:br w:type="page"/>
+      </w:r>
+    </w:p>
+    <w:p>
+      <w:pPr>
+        <w:pStyle w:val="BodyText"/>
         <w:spacing w:before="223"/>
         <w:ind w:left="0"/>
         <w:rPr>
@@ -6595,9 +6072,11 @@
       </w:pPr>
       <w:r>
         <w:rPr>
+          <w:noProof/>
           <w:sz w:val="20"/>
           <w:lang w:val="pt-BR"/>
         </w:rPr>
+        <w:lastRenderedPageBreak/>
         <mc:AlternateContent>
           <mc:Choice Requires="wps">
             <w:drawing>
@@ -6672,7 +6151,7 @@
           </mc:Choice>
           <mc:Fallback>
             <w:pict>
-              <v:shape w14:anchorId="06FDC0C5" id="Graphic 7" o:spid="_x0000_s1026" style="position:absolute;margin-left:83.65pt;margin-top:23.85pt;width:428.15pt;height:1.45pt;z-index:-15726592;visibility:visible;mso-wrap-style:square;mso-wrap-distance-left:0;mso-wrap-distance-top:0;mso-wrap-distance-right:0;mso-wrap-distance-bottom:0;mso-position-horizontal:absolute;mso-position-horizontal-relative:page;mso-position-vertical:absolute;mso-position-vertical-relative:text;v-text-anchor:top" coordsize="5437505,18415" o:gfxdata="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" path="m5436997,l,,,18287r5436997,l5436997,xe" fillcolor="black" stroked="f">
+              <v:shape w14:anchorId="6B2DEA4B" id="Graphic 7" o:spid="_x0000_s1026" style="position:absolute;margin-left:83.65pt;margin-top:23.85pt;width:428.15pt;height:1.45pt;z-index:-15726592;visibility:visible;mso-wrap-style:square;mso-wrap-distance-left:0;mso-wrap-distance-top:0;mso-wrap-distance-right:0;mso-wrap-distance-bottom:0;mso-position-horizontal:absolute;mso-position-horizontal-relative:page;mso-position-vertical:absolute;mso-position-vertical-relative:text;v-text-anchor:top" coordsize="5437505,18415" o:gfxdata="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" path="m5436997,l,,,18287r5436997,l5436997,xe" fillcolor="black" stroked="f">
                 <v:path arrowok="t"/>
                 <w10:wrap type="topAndBottom" anchorx="page"/>
               </v:shape>
@@ -6683,7 +6162,7 @@
     </w:p>
     <w:p>
       <w:pPr>
-        <w:pStyle w:val="Corpodetexto"/>
+        <w:pStyle w:val="BodyText"/>
         <w:ind w:left="0"/>
         <w:rPr>
           <w:lang w:val="pt-BR"/>
@@ -6692,7 +6171,7 @@
     </w:p>
     <w:p>
       <w:pPr>
-        <w:pStyle w:val="Corpodetexto"/>
+        <w:pStyle w:val="BodyText"/>
         <w:spacing w:before="67"/>
         <w:ind w:left="0"/>
         <w:rPr>
@@ -6702,7 +6181,7 @@
     </w:p>
     <w:p>
       <w:pPr>
-        <w:pStyle w:val="Ttulo2"/>
+        <w:pStyle w:val="Heading2"/>
         <w:numPr>
           <w:ilvl w:val="0"/>
           <w:numId w:val="1"/>
@@ -6738,7 +6217,7 @@
     </w:p>
     <w:p>
       <w:pPr>
-        <w:pStyle w:val="PargrafodaLista"/>
+        <w:pStyle w:val="ListParagraph"/>
         <w:numPr>
           <w:ilvl w:val="1"/>
           <w:numId w:val="1"/>
@@ -6759,28 +6238,12 @@
           <w:sz w:val="24"/>
           <w:lang w:val="pt-BR"/>
         </w:rPr>
-        <w:t xml:space="preserve">Que tipo de sistema informatizado poderia ajudar a melhorar o trabalho da organização (sistema web, aplicativo </w:t>
-      </w:r>
-      <w:proofErr w:type="spellStart"/>
-      <w:r>
-        <w:rPr>
-          <w:sz w:val="24"/>
-          <w:lang w:val="pt-BR"/>
-        </w:rPr>
-        <w:t>etc</w:t>
-      </w:r>
-      <w:proofErr w:type="spellEnd"/>
-      <w:r>
-        <w:rPr>
-          <w:sz w:val="24"/>
-          <w:lang w:val="pt-BR"/>
-        </w:rPr>
-        <w:t>) ?</w:t>
-      </w:r>
-    </w:p>
-    <w:p>
-      <w:pPr>
-        <w:pStyle w:val="Corpodetexto"/>
+        <w:t>Que tipo de sistema informatizado poderia ajudar a melhorar o trabalho da organização (sistema web, aplicativo etc) ?</w:t>
+      </w:r>
+    </w:p>
+    <w:p>
+      <w:pPr>
+        <w:pStyle w:val="BodyText"/>
         <w:spacing w:before="160" w:line="259" w:lineRule="auto"/>
         <w:ind w:right="135"/>
         <w:jc w:val="both"/>
@@ -6853,26 +6316,33 @@
         </w:rPr>
         <w:t xml:space="preserve"> </w:t>
       </w:r>
-      <w:proofErr w:type="spellStart"/>
-      <w:r>
-        <w:rPr>
-          <w:highlight w:val="yellow"/>
-          <w:lang w:val="pt-BR"/>
-        </w:rPr>
-        <w:t>automatica</w:t>
-      </w:r>
-      <w:proofErr w:type="spellEnd"/>
+      <w:r>
+        <w:rPr>
+          <w:lang w:val="pt-BR"/>
+        </w:rPr>
+        <w:t>autom</w:t>
+      </w:r>
+      <w:r>
+        <w:rPr>
+          <w:lang w:val="pt-BR"/>
+        </w:rPr>
+        <w:t>áti</w:t>
+      </w:r>
+      <w:r>
+        <w:rPr>
+          <w:lang w:val="pt-BR"/>
+        </w:rPr>
+        <w:t>ca</w:t>
+      </w:r>
       <w:r>
         <w:rPr>
           <w:spacing w:val="-6"/>
-          <w:highlight w:val="yellow"/>
-          <w:lang w:val="pt-BR"/>
-        </w:rPr>
-        <w:t xml:space="preserve"> </w:t>
-      </w:r>
-      <w:r>
-        <w:rPr>
-          <w:highlight w:val="yellow"/>
+          <w:lang w:val="pt-BR"/>
+        </w:rPr>
+        <w:t xml:space="preserve"> </w:t>
+      </w:r>
+      <w:r>
+        <w:rPr>
           <w:lang w:val="pt-BR"/>
         </w:rPr>
         <w:t>de</w:t>
@@ -6958,7 +6428,7 @@
     </w:p>
     <w:p>
       <w:pPr>
-        <w:pStyle w:val="Corpodetexto"/>
+        <w:pStyle w:val="BodyText"/>
         <w:spacing w:before="181"/>
         <w:ind w:left="0"/>
         <w:rPr>
@@ -6968,7 +6438,7 @@
     </w:p>
     <w:p>
       <w:pPr>
-        <w:pStyle w:val="PargrafodaLista"/>
+        <w:pStyle w:val="ListParagraph"/>
         <w:numPr>
           <w:ilvl w:val="1"/>
           <w:numId w:val="1"/>
@@ -7108,7 +6578,7 @@
     </w:p>
     <w:p>
       <w:pPr>
-        <w:pStyle w:val="Corpodetexto"/>
+        <w:pStyle w:val="BodyText"/>
         <w:ind w:left="0"/>
         <w:rPr>
           <w:lang w:val="pt-BR"/>
@@ -7117,1903 +6587,470 @@
     </w:p>
     <w:p>
       <w:pPr>
-        <w:pStyle w:val="Corpodetexto"/>
-        <w:spacing w:before="67"/>
-        <w:ind w:left="0"/>
-        <w:rPr>
-          <w:lang w:val="pt-BR"/>
-        </w:rPr>
-      </w:pPr>
-      <w:r>
-        <w:rPr>
-          <w:lang w:val="pt-BR"/>
-        </w:rPr>
-        <w:t>Colocar as opções que terá na sua aplicação:</w:t>
-      </w:r>
-    </w:p>
-    <w:p>
-      <w:pPr>
-        <w:pStyle w:val="Corpodetexto"/>
-        <w:spacing w:before="67"/>
-        <w:ind w:left="0"/>
-        <w:rPr>
-          <w:lang w:val="pt-BR"/>
-        </w:rPr>
-      </w:pPr>
-      <w:r>
-        <w:rPr>
-          <w:highlight w:val="yellow"/>
-          <w:lang w:val="pt-BR"/>
-        </w:rPr>
-        <w:t>Exemplo Gerenciar Equipamento – Este requisito permite ao usuário cadastrar, alterar ou exclui um equipamento</w:t>
-      </w:r>
-    </w:p>
-    <w:p>
-      <w:pPr>
-        <w:pStyle w:val="PargrafodaLista"/>
-        <w:numPr>
-          <w:ilvl w:val="2"/>
-          <w:numId w:val="1"/>
-        </w:numPr>
-        <w:tabs>
-          <w:tab w:val="left" w:pos="862"/>
-        </w:tabs>
-        <w:spacing w:line="350" w:lineRule="auto"/>
-        <w:ind w:left="862" w:right="137"/>
-        <w:rPr>
-          <w:sz w:val="24"/>
-          <w:lang w:val="pt-BR"/>
-        </w:rPr>
-      </w:pPr>
-      <w:r>
-        <w:rPr>
-          <w:sz w:val="24"/>
-          <w:lang w:val="pt-BR"/>
-        </w:rPr>
-        <w:t>O</w:t>
-      </w:r>
-      <w:r>
-        <w:rPr>
-          <w:spacing w:val="30"/>
-          <w:sz w:val="24"/>
-          <w:lang w:val="pt-BR"/>
-        </w:rPr>
-        <w:t xml:space="preserve"> </w:t>
-      </w:r>
-      <w:r>
-        <w:rPr>
-          <w:sz w:val="24"/>
-          <w:lang w:val="pt-BR"/>
-        </w:rPr>
-        <w:t>sistema</w:t>
-      </w:r>
-      <w:r>
-        <w:rPr>
-          <w:spacing w:val="29"/>
-          <w:sz w:val="24"/>
-          <w:lang w:val="pt-BR"/>
-        </w:rPr>
-        <w:t xml:space="preserve"> </w:t>
-      </w:r>
-      <w:proofErr w:type="spellStart"/>
-      <w:r>
-        <w:rPr>
-          <w:sz w:val="24"/>
-          <w:lang w:val="pt-BR"/>
-        </w:rPr>
-        <w:t>devera</w:t>
-      </w:r>
-      <w:proofErr w:type="spellEnd"/>
-      <w:r>
-        <w:rPr>
-          <w:spacing w:val="29"/>
-          <w:sz w:val="24"/>
-          <w:lang w:val="pt-BR"/>
-        </w:rPr>
-        <w:t xml:space="preserve"> </w:t>
-      </w:r>
-      <w:r>
-        <w:rPr>
-          <w:sz w:val="24"/>
-          <w:lang w:val="pt-BR"/>
-        </w:rPr>
-        <w:t>ter</w:t>
-      </w:r>
-      <w:r>
-        <w:rPr>
-          <w:spacing w:val="28"/>
-          <w:sz w:val="24"/>
-          <w:lang w:val="pt-BR"/>
-        </w:rPr>
-        <w:t xml:space="preserve"> </w:t>
-      </w:r>
-      <w:r>
-        <w:rPr>
-          <w:sz w:val="24"/>
-          <w:lang w:val="pt-BR"/>
-        </w:rPr>
-        <w:t>diferença</w:t>
-      </w:r>
-      <w:r>
-        <w:rPr>
-          <w:spacing w:val="29"/>
-          <w:sz w:val="24"/>
-          <w:lang w:val="pt-BR"/>
-        </w:rPr>
-        <w:t xml:space="preserve"> </w:t>
-      </w:r>
-      <w:r>
-        <w:rPr>
-          <w:sz w:val="24"/>
-          <w:lang w:val="pt-BR"/>
-        </w:rPr>
-        <w:t>no</w:t>
-      </w:r>
-      <w:r>
-        <w:rPr>
-          <w:spacing w:val="31"/>
-          <w:sz w:val="24"/>
-          <w:lang w:val="pt-BR"/>
-        </w:rPr>
-        <w:t xml:space="preserve"> </w:t>
-      </w:r>
-      <w:r>
-        <w:rPr>
-          <w:sz w:val="24"/>
-          <w:lang w:val="pt-BR"/>
-        </w:rPr>
-        <w:t>modo</w:t>
-      </w:r>
-      <w:r>
-        <w:rPr>
-          <w:spacing w:val="29"/>
-          <w:sz w:val="24"/>
-          <w:lang w:val="pt-BR"/>
-        </w:rPr>
-        <w:t xml:space="preserve"> </w:t>
-      </w:r>
-      <w:r>
-        <w:rPr>
-          <w:sz w:val="24"/>
-          <w:lang w:val="pt-BR"/>
-        </w:rPr>
-        <w:t>de</w:t>
-      </w:r>
-      <w:r>
-        <w:rPr>
-          <w:spacing w:val="29"/>
-          <w:sz w:val="24"/>
-          <w:lang w:val="pt-BR"/>
-        </w:rPr>
-        <w:t xml:space="preserve"> </w:t>
-      </w:r>
-      <w:r>
-        <w:rPr>
-          <w:sz w:val="24"/>
-          <w:lang w:val="pt-BR"/>
-        </w:rPr>
-        <w:t>leitura</w:t>
-      </w:r>
-      <w:r>
-        <w:rPr>
-          <w:spacing w:val="29"/>
-          <w:sz w:val="24"/>
-          <w:lang w:val="pt-BR"/>
-        </w:rPr>
-        <w:t xml:space="preserve"> </w:t>
-      </w:r>
-      <w:r>
-        <w:rPr>
-          <w:sz w:val="24"/>
-          <w:lang w:val="pt-BR"/>
-        </w:rPr>
-        <w:t>conforme</w:t>
-      </w:r>
-      <w:r>
-        <w:rPr>
-          <w:spacing w:val="29"/>
-          <w:sz w:val="24"/>
-          <w:lang w:val="pt-BR"/>
-        </w:rPr>
-        <w:t xml:space="preserve"> </w:t>
-      </w:r>
-      <w:r>
-        <w:rPr>
-          <w:sz w:val="24"/>
-          <w:lang w:val="pt-BR"/>
-        </w:rPr>
-        <w:t>o</w:t>
-      </w:r>
-      <w:r>
-        <w:rPr>
-          <w:spacing w:val="29"/>
-          <w:sz w:val="24"/>
-          <w:lang w:val="pt-BR"/>
-        </w:rPr>
-        <w:t xml:space="preserve"> </w:t>
-      </w:r>
-      <w:r>
-        <w:rPr>
-          <w:sz w:val="24"/>
-          <w:lang w:val="pt-BR"/>
-        </w:rPr>
-        <w:t>tipo</w:t>
-      </w:r>
-      <w:r>
-        <w:rPr>
-          <w:spacing w:val="31"/>
-          <w:sz w:val="24"/>
-          <w:lang w:val="pt-BR"/>
-        </w:rPr>
-        <w:t xml:space="preserve"> </w:t>
-      </w:r>
-      <w:r>
-        <w:rPr>
-          <w:sz w:val="24"/>
-          <w:lang w:val="pt-BR"/>
-        </w:rPr>
-        <w:t>de equipamento e fabricante</w:t>
-      </w:r>
-    </w:p>
-    <w:p>
-      <w:pPr>
-        <w:pStyle w:val="PargrafodaLista"/>
-        <w:spacing w:line="350" w:lineRule="auto"/>
-        <w:rPr>
-          <w:sz w:val="24"/>
-          <w:lang w:val="pt-BR"/>
-        </w:rPr>
-        <w:sectPr>
-          <w:pgSz w:w="11910" w:h="16840"/>
-          <w:pgMar w:top="1320" w:right="1559" w:bottom="280" w:left="1559" w:header="715" w:footer="0" w:gutter="0"/>
-          <w:cols w:space="720"/>
-        </w:sectPr>
-      </w:pPr>
-    </w:p>
-    <w:p>
-      <w:pPr>
-        <w:pStyle w:val="PargrafodaLista"/>
-        <w:numPr>
-          <w:ilvl w:val="2"/>
-          <w:numId w:val="1"/>
-        </w:numPr>
-        <w:tabs>
-          <w:tab w:val="left" w:pos="862"/>
-        </w:tabs>
-        <w:spacing w:before="90" w:line="352" w:lineRule="auto"/>
-        <w:ind w:left="862" w:right="135"/>
-        <w:rPr>
-          <w:sz w:val="24"/>
-          <w:lang w:val="pt-BR"/>
-        </w:rPr>
-      </w:pPr>
-      <w:r>
-        <w:rPr>
-          <w:sz w:val="24"/>
-          <w:lang w:val="pt-BR"/>
+        <w:pStyle w:val="BodyText"/>
+        <w:spacing w:before="62"/>
+        <w:rPr>
+          <w:b/>
+          <w:bCs/>
+        </w:rPr>
+      </w:pPr>
+      <w:r>
+        <w:rPr>
+          <w:b/>
+          <w:bCs/>
+        </w:rPr>
+        <w:t>Requisitos funcionais</w:t>
+      </w:r>
+    </w:p>
+    <w:p>
+      <w:pPr>
+        <w:pStyle w:val="BodyText"/>
+        <w:spacing w:before="62"/>
+      </w:pPr>
+    </w:p>
+    <w:p>
+      <w:pPr>
+        <w:pStyle w:val="BodyText"/>
+        <w:spacing w:before="62"/>
+      </w:pPr>
+      <w:r>
+        <w:rPr>
+          <w:b/>
+          <w:bCs/>
+        </w:rPr>
+        <w:t>RF01 – Autenticação de usuários</w:t>
+      </w:r>
+      <w:r>
+        <w:br/>
+        <w:t>O sistema deverá possuir um mecanismo de login para permitir o acesso de usuários autorizados.</w:t>
+      </w:r>
+    </w:p>
+    <w:p>
+      <w:pPr>
+        <w:pStyle w:val="BodyText"/>
+        <w:spacing w:before="62"/>
+      </w:pPr>
+    </w:p>
+    <w:p>
+      <w:pPr>
+        <w:pStyle w:val="BodyText"/>
+        <w:spacing w:before="62"/>
+      </w:pPr>
+      <w:r>
+        <w:rPr>
+          <w:b/>
+          <w:bCs/>
+        </w:rPr>
+        <w:t>RF02 – Seleção do fabricante e tipo de equipamento</w:t>
+      </w:r>
+      <w:r>
+        <w:br/>
+        <w:t>O usuário deverá poder selecionar o fabricante e o tipo de equipamento que será analisado. A forma de interpretação dos arquivos deverá variar de acordo com o fabricante e o modelo ou tipo do equipamento.</w:t>
+      </w:r>
+    </w:p>
+    <w:p>
+      <w:pPr>
+        <w:pStyle w:val="BodyText"/>
+        <w:spacing w:before="62"/>
+      </w:pPr>
+    </w:p>
+    <w:p>
+      <w:pPr>
+        <w:pStyle w:val="BodyText"/>
+        <w:spacing w:before="62"/>
+      </w:pPr>
+      <w:r>
+        <w:rPr>
+          <w:b/>
+          <w:bCs/>
+        </w:rPr>
+        <w:t>RF03 – Leitura de arquivos de coleta</w:t>
+      </w:r>
+      <w:r>
+        <w:br/>
+        <w:t>O sistema deverá permitir a leitura de diferentes formatos de arquivos utilizados nas coletas de informações dos equipamentos, como .json, .txt, .bin, entre outros formatos compatíveis.</w:t>
+      </w:r>
+    </w:p>
+    <w:p>
+      <w:pPr>
+        <w:pStyle w:val="BodyText"/>
+        <w:spacing w:before="62"/>
+      </w:pPr>
+    </w:p>
+    <w:p>
+      <w:pPr>
+        <w:pStyle w:val="BodyText"/>
+        <w:spacing w:before="62"/>
+      </w:pPr>
+      <w:r>
+        <w:rPr>
+          <w:b/>
+          <w:bCs/>
+        </w:rPr>
+        <w:t>RF04 – Leitura de múltiplos arquivos</w:t>
+      </w:r>
+      <w:r>
+        <w:br/>
+        <w:t>O sistema deverá permitir que o usuário envie e analise diversos arquivos em uma mesma análise.</w:t>
+      </w:r>
+    </w:p>
+    <w:p>
+      <w:pPr>
+        <w:pStyle w:val="BodyText"/>
+        <w:spacing w:before="62"/>
+      </w:pPr>
+    </w:p>
+    <w:p>
+      <w:pPr>
+        <w:pStyle w:val="BodyText"/>
+        <w:spacing w:before="62"/>
+      </w:pPr>
+      <w:r>
+        <w:rPr>
+          <w:b/>
+          <w:bCs/>
+        </w:rPr>
+        <w:t>RF05 – Adição de novos arquivos durante a análise</w:t>
+      </w:r>
+      <w:r>
+        <w:br/>
+        <w:t>O usuário deverá poder adicionar novos arquivos a uma análise já iniciada sem perder as informações obtidas anteriormente.</w:t>
+      </w:r>
+    </w:p>
+    <w:p>
+      <w:pPr>
+        <w:pStyle w:val="BodyText"/>
+        <w:spacing w:before="62"/>
+      </w:pPr>
+    </w:p>
+    <w:p>
+      <w:pPr>
+        <w:pStyle w:val="BodyText"/>
+        <w:spacing w:before="62"/>
+      </w:pPr>
+      <w:r>
+        <w:rPr>
+          <w:b/>
+          <w:bCs/>
+        </w:rPr>
+        <w:t>RF06 – Identificação das informações relevantes</w:t>
+      </w:r>
+      <w:r>
+        <w:br/>
+        <w:t>O sistema deverá analisar os arquivos fornecidos e apresentar somente as informações consideradas relevantes para a avaliação do equipamento e de seus componentes.</w:t>
+      </w:r>
+    </w:p>
+    <w:p>
+      <w:pPr>
+        <w:pStyle w:val="BodyText"/>
+        <w:spacing w:before="62"/>
+      </w:pPr>
+    </w:p>
+    <w:p>
+      <w:pPr>
+        <w:pStyle w:val="BodyText"/>
+        <w:spacing w:before="62"/>
+      </w:pPr>
+      <w:r>
+        <w:rPr>
+          <w:b/>
+          <w:bCs/>
+        </w:rPr>
+        <w:t>RF07 – Identificação de componentes</w:t>
+      </w:r>
+      <w:r>
+        <w:br/>
+        <w:t>O sistema deverá identificar os componentes presentes no equipamento a partir das informações disponíveis nos arquivos de coleta.</w:t>
+      </w:r>
+    </w:p>
+    <w:p>
+      <w:pPr>
+        <w:pStyle w:val="BodyText"/>
+        <w:spacing w:before="62"/>
+      </w:pPr>
+    </w:p>
+    <w:p>
+      <w:pPr>
+        <w:pStyle w:val="BodyText"/>
+        <w:spacing w:before="62"/>
+      </w:pPr>
+      <w:r>
+        <w:rPr>
+          <w:b/>
+          <w:bCs/>
         </w:rPr>
         <w:lastRenderedPageBreak/>
-        <w:t>O usuário deverá poder selecionar o fabricante do servidor que ele quer que seja feita a análise</w:t>
-      </w:r>
-    </w:p>
-    <w:p>
-      <w:pPr>
-        <w:pStyle w:val="PargrafodaLista"/>
-        <w:numPr>
-          <w:ilvl w:val="2"/>
-          <w:numId w:val="1"/>
-        </w:numPr>
-        <w:tabs>
-          <w:tab w:val="left" w:pos="862"/>
-        </w:tabs>
-        <w:spacing w:before="7"/>
-        <w:ind w:left="862"/>
-        <w:rPr>
-          <w:sz w:val="24"/>
-          <w:lang w:val="pt-BR"/>
-        </w:rPr>
-      </w:pPr>
-      <w:r>
-        <w:rPr>
-          <w:sz w:val="24"/>
-          <w:lang w:val="pt-BR"/>
-        </w:rPr>
-        <w:t>O</w:t>
-      </w:r>
-      <w:r>
-        <w:rPr>
-          <w:spacing w:val="-6"/>
-          <w:sz w:val="24"/>
-          <w:lang w:val="pt-BR"/>
-        </w:rPr>
-        <w:t xml:space="preserve"> </w:t>
-      </w:r>
-      <w:r>
-        <w:rPr>
-          <w:sz w:val="24"/>
-          <w:lang w:val="pt-BR"/>
-        </w:rPr>
-        <w:t>sistema</w:t>
-      </w:r>
-      <w:r>
-        <w:rPr>
-          <w:spacing w:val="-3"/>
-          <w:sz w:val="24"/>
-          <w:lang w:val="pt-BR"/>
-        </w:rPr>
-        <w:t xml:space="preserve"> </w:t>
-      </w:r>
-      <w:r>
-        <w:rPr>
-          <w:sz w:val="24"/>
-          <w:lang w:val="pt-BR"/>
-        </w:rPr>
-        <w:t>deve</w:t>
-      </w:r>
-      <w:r>
-        <w:rPr>
-          <w:spacing w:val="-3"/>
-          <w:sz w:val="24"/>
-          <w:lang w:val="pt-BR"/>
-        </w:rPr>
-        <w:t xml:space="preserve"> </w:t>
-      </w:r>
-      <w:r>
-        <w:rPr>
-          <w:sz w:val="24"/>
-          <w:lang w:val="pt-BR"/>
-        </w:rPr>
-        <w:t>retornar</w:t>
-      </w:r>
-      <w:r>
-        <w:rPr>
-          <w:spacing w:val="-3"/>
-          <w:sz w:val="24"/>
-          <w:lang w:val="pt-BR"/>
-        </w:rPr>
-        <w:t xml:space="preserve"> </w:t>
-      </w:r>
-      <w:r>
-        <w:rPr>
-          <w:sz w:val="24"/>
-          <w:lang w:val="pt-BR"/>
-        </w:rPr>
-        <w:t>somente</w:t>
-      </w:r>
-      <w:r>
-        <w:rPr>
-          <w:spacing w:val="-1"/>
-          <w:sz w:val="24"/>
-          <w:lang w:val="pt-BR"/>
-        </w:rPr>
-        <w:t xml:space="preserve"> </w:t>
-      </w:r>
-      <w:r>
-        <w:rPr>
-          <w:sz w:val="24"/>
-          <w:lang w:val="pt-BR"/>
-        </w:rPr>
-        <w:t>as</w:t>
-      </w:r>
-      <w:r>
-        <w:rPr>
-          <w:spacing w:val="-6"/>
-          <w:sz w:val="24"/>
-          <w:lang w:val="pt-BR"/>
-        </w:rPr>
-        <w:t xml:space="preserve"> </w:t>
-      </w:r>
-      <w:r>
-        <w:rPr>
-          <w:sz w:val="24"/>
-          <w:lang w:val="pt-BR"/>
-        </w:rPr>
-        <w:t>informações</w:t>
-      </w:r>
-      <w:r>
-        <w:rPr>
-          <w:spacing w:val="-3"/>
-          <w:sz w:val="24"/>
-          <w:lang w:val="pt-BR"/>
-        </w:rPr>
-        <w:t xml:space="preserve"> </w:t>
-      </w:r>
-      <w:r>
-        <w:rPr>
-          <w:spacing w:val="-2"/>
-          <w:sz w:val="24"/>
-          <w:lang w:val="pt-BR"/>
-        </w:rPr>
-        <w:t>importantes</w:t>
-      </w:r>
-    </w:p>
-    <w:p>
-      <w:pPr>
-        <w:pStyle w:val="PargrafodaLista"/>
-        <w:numPr>
-          <w:ilvl w:val="2"/>
-          <w:numId w:val="1"/>
-        </w:numPr>
-        <w:tabs>
-          <w:tab w:val="left" w:pos="862"/>
-        </w:tabs>
-        <w:spacing w:before="136" w:line="352" w:lineRule="auto"/>
-        <w:ind w:left="862" w:right="137"/>
-        <w:rPr>
-          <w:sz w:val="24"/>
-          <w:lang w:val="pt-BR"/>
-        </w:rPr>
-      </w:pPr>
-      <w:r>
-        <w:rPr>
-          <w:sz w:val="24"/>
-          <w:lang w:val="pt-BR"/>
-        </w:rPr>
-        <w:t>O</w:t>
-      </w:r>
-      <w:r>
-        <w:rPr>
-          <w:spacing w:val="40"/>
-          <w:sz w:val="24"/>
-          <w:lang w:val="pt-BR"/>
-        </w:rPr>
-        <w:t xml:space="preserve"> </w:t>
-      </w:r>
-      <w:r>
-        <w:rPr>
-          <w:sz w:val="24"/>
-          <w:lang w:val="pt-BR"/>
-        </w:rPr>
-        <w:t>sistema</w:t>
-      </w:r>
-      <w:r>
-        <w:rPr>
-          <w:spacing w:val="40"/>
-          <w:sz w:val="24"/>
-          <w:lang w:val="pt-BR"/>
-        </w:rPr>
-        <w:t xml:space="preserve"> </w:t>
-      </w:r>
-      <w:r>
-        <w:rPr>
-          <w:sz w:val="24"/>
-          <w:lang w:val="pt-BR"/>
-        </w:rPr>
-        <w:t>deve</w:t>
-      </w:r>
-      <w:r>
-        <w:rPr>
-          <w:spacing w:val="40"/>
-          <w:sz w:val="24"/>
-          <w:lang w:val="pt-BR"/>
-        </w:rPr>
-        <w:t xml:space="preserve"> </w:t>
-      </w:r>
-      <w:r>
-        <w:rPr>
-          <w:sz w:val="24"/>
-          <w:lang w:val="pt-BR"/>
-        </w:rPr>
-        <w:t>retornar</w:t>
-      </w:r>
-      <w:r>
-        <w:rPr>
-          <w:spacing w:val="40"/>
-          <w:sz w:val="24"/>
-          <w:lang w:val="pt-BR"/>
-        </w:rPr>
-        <w:t xml:space="preserve"> </w:t>
-      </w:r>
-      <w:r>
-        <w:rPr>
-          <w:sz w:val="24"/>
-          <w:lang w:val="pt-BR"/>
-        </w:rPr>
-        <w:t>o</w:t>
-      </w:r>
-      <w:r>
-        <w:rPr>
-          <w:spacing w:val="40"/>
-          <w:sz w:val="24"/>
-          <w:lang w:val="pt-BR"/>
-        </w:rPr>
-        <w:t xml:space="preserve"> </w:t>
-      </w:r>
-      <w:proofErr w:type="spellStart"/>
-      <w:r>
-        <w:rPr>
-          <w:sz w:val="24"/>
-          <w:lang w:val="pt-BR"/>
-        </w:rPr>
-        <w:t>part</w:t>
-      </w:r>
-      <w:proofErr w:type="spellEnd"/>
-      <w:r>
-        <w:rPr>
-          <w:spacing w:val="40"/>
-          <w:sz w:val="24"/>
-          <w:lang w:val="pt-BR"/>
-        </w:rPr>
-        <w:t xml:space="preserve"> </w:t>
-      </w:r>
-      <w:proofErr w:type="spellStart"/>
-      <w:r>
-        <w:rPr>
-          <w:sz w:val="24"/>
-          <w:lang w:val="pt-BR"/>
-        </w:rPr>
-        <w:t>number</w:t>
-      </w:r>
-      <w:proofErr w:type="spellEnd"/>
-      <w:r>
-        <w:rPr>
-          <w:spacing w:val="40"/>
-          <w:sz w:val="24"/>
-          <w:lang w:val="pt-BR"/>
-        </w:rPr>
-        <w:t xml:space="preserve"> </w:t>
-      </w:r>
-      <w:r>
-        <w:rPr>
-          <w:sz w:val="24"/>
-          <w:lang w:val="pt-BR"/>
-        </w:rPr>
-        <w:t>(</w:t>
-      </w:r>
-      <w:proofErr w:type="spellStart"/>
-      <w:proofErr w:type="gramStart"/>
-      <w:r>
-        <w:rPr>
-          <w:sz w:val="24"/>
-          <w:lang w:val="pt-BR"/>
-        </w:rPr>
-        <w:t>numero</w:t>
-      </w:r>
-      <w:proofErr w:type="spellEnd"/>
-      <w:proofErr w:type="gramEnd"/>
-      <w:r>
-        <w:rPr>
-          <w:spacing w:val="40"/>
-          <w:sz w:val="24"/>
-          <w:lang w:val="pt-BR"/>
-        </w:rPr>
-        <w:t xml:space="preserve"> </w:t>
-      </w:r>
-      <w:r>
-        <w:rPr>
-          <w:sz w:val="24"/>
-          <w:lang w:val="pt-BR"/>
-        </w:rPr>
-        <w:t>de</w:t>
-      </w:r>
-      <w:r>
-        <w:rPr>
-          <w:spacing w:val="40"/>
-          <w:sz w:val="24"/>
-          <w:lang w:val="pt-BR"/>
-        </w:rPr>
-        <w:t xml:space="preserve"> </w:t>
-      </w:r>
-      <w:proofErr w:type="spellStart"/>
-      <w:r>
-        <w:rPr>
-          <w:sz w:val="24"/>
-          <w:lang w:val="pt-BR"/>
-        </w:rPr>
-        <w:t>identificaçao</w:t>
-      </w:r>
-      <w:proofErr w:type="spellEnd"/>
-      <w:r>
-        <w:rPr>
-          <w:sz w:val="24"/>
-          <w:lang w:val="pt-BR"/>
-        </w:rPr>
-        <w:t>)</w:t>
-      </w:r>
-      <w:r>
-        <w:rPr>
-          <w:spacing w:val="40"/>
-          <w:sz w:val="24"/>
-          <w:lang w:val="pt-BR"/>
-        </w:rPr>
-        <w:t xml:space="preserve"> </w:t>
-      </w:r>
-      <w:r>
-        <w:rPr>
-          <w:sz w:val="24"/>
-          <w:lang w:val="pt-BR"/>
-        </w:rPr>
-        <w:t xml:space="preserve">do </w:t>
-      </w:r>
-      <w:r>
-        <w:rPr>
-          <w:spacing w:val="-2"/>
-          <w:sz w:val="24"/>
-          <w:lang w:val="pt-BR"/>
-        </w:rPr>
-        <w:t>componente</w:t>
-      </w:r>
-    </w:p>
-    <w:p>
-      <w:pPr>
-        <w:pStyle w:val="PargrafodaLista"/>
-        <w:numPr>
-          <w:ilvl w:val="2"/>
-          <w:numId w:val="1"/>
-        </w:numPr>
-        <w:tabs>
-          <w:tab w:val="left" w:pos="862"/>
-        </w:tabs>
-        <w:spacing w:before="6"/>
-        <w:ind w:left="862"/>
-        <w:rPr>
-          <w:sz w:val="24"/>
-          <w:lang w:val="pt-BR"/>
-        </w:rPr>
-      </w:pPr>
-      <w:r>
-        <w:rPr>
-          <w:sz w:val="24"/>
-          <w:lang w:val="pt-BR"/>
-        </w:rPr>
-        <w:t>O</w:t>
-      </w:r>
-      <w:r>
-        <w:rPr>
-          <w:spacing w:val="-4"/>
-          <w:sz w:val="24"/>
-          <w:lang w:val="pt-BR"/>
-        </w:rPr>
-        <w:t xml:space="preserve"> </w:t>
-      </w:r>
-      <w:r>
-        <w:rPr>
-          <w:sz w:val="24"/>
-          <w:lang w:val="pt-BR"/>
-        </w:rPr>
-        <w:t>sistema</w:t>
-      </w:r>
-      <w:r>
-        <w:rPr>
-          <w:spacing w:val="-3"/>
-          <w:sz w:val="24"/>
-          <w:lang w:val="pt-BR"/>
-        </w:rPr>
-        <w:t xml:space="preserve"> </w:t>
-      </w:r>
-      <w:r>
-        <w:rPr>
-          <w:sz w:val="24"/>
-          <w:lang w:val="pt-BR"/>
-        </w:rPr>
-        <w:t>deve</w:t>
-      </w:r>
-      <w:r>
-        <w:rPr>
-          <w:spacing w:val="-3"/>
-          <w:sz w:val="24"/>
-          <w:lang w:val="pt-BR"/>
-        </w:rPr>
-        <w:t xml:space="preserve"> </w:t>
-      </w:r>
-      <w:r>
-        <w:rPr>
-          <w:sz w:val="24"/>
-          <w:lang w:val="pt-BR"/>
-        </w:rPr>
-        <w:t>retornar</w:t>
-      </w:r>
-      <w:r>
-        <w:rPr>
-          <w:spacing w:val="-3"/>
-          <w:sz w:val="24"/>
-          <w:lang w:val="pt-BR"/>
-        </w:rPr>
-        <w:t xml:space="preserve"> </w:t>
-      </w:r>
-      <w:proofErr w:type="gramStart"/>
-      <w:r>
-        <w:rPr>
-          <w:sz w:val="24"/>
-          <w:lang w:val="pt-BR"/>
-        </w:rPr>
-        <w:t>a</w:t>
-      </w:r>
-      <w:proofErr w:type="gramEnd"/>
-      <w:r>
-        <w:rPr>
-          <w:spacing w:val="-3"/>
-          <w:sz w:val="24"/>
-          <w:lang w:val="pt-BR"/>
-        </w:rPr>
-        <w:t xml:space="preserve"> </w:t>
-      </w:r>
-      <w:r>
-        <w:rPr>
-          <w:sz w:val="24"/>
-          <w:lang w:val="pt-BR"/>
-        </w:rPr>
-        <w:t>condição</w:t>
-      </w:r>
-      <w:r>
-        <w:rPr>
-          <w:spacing w:val="-2"/>
-          <w:sz w:val="24"/>
-          <w:lang w:val="pt-BR"/>
-        </w:rPr>
-        <w:t xml:space="preserve"> </w:t>
-      </w:r>
-      <w:r>
-        <w:rPr>
-          <w:sz w:val="24"/>
-          <w:lang w:val="pt-BR"/>
-        </w:rPr>
-        <w:t>que</w:t>
-      </w:r>
-      <w:r>
-        <w:rPr>
-          <w:spacing w:val="-5"/>
-          <w:sz w:val="24"/>
-          <w:lang w:val="pt-BR"/>
-        </w:rPr>
-        <w:t xml:space="preserve"> </w:t>
-      </w:r>
-      <w:r>
-        <w:rPr>
-          <w:sz w:val="24"/>
-          <w:lang w:val="pt-BR"/>
-        </w:rPr>
-        <w:t>o</w:t>
-      </w:r>
-      <w:r>
-        <w:rPr>
-          <w:spacing w:val="-2"/>
-          <w:sz w:val="24"/>
-          <w:lang w:val="pt-BR"/>
-        </w:rPr>
-        <w:t xml:space="preserve"> </w:t>
-      </w:r>
-      <w:r>
-        <w:rPr>
-          <w:sz w:val="24"/>
-          <w:lang w:val="pt-BR"/>
-        </w:rPr>
-        <w:t>componente se</w:t>
-      </w:r>
-      <w:r>
-        <w:rPr>
-          <w:spacing w:val="-2"/>
-          <w:sz w:val="24"/>
-          <w:lang w:val="pt-BR"/>
-        </w:rPr>
-        <w:t xml:space="preserve"> encontra</w:t>
-      </w:r>
-    </w:p>
-    <w:p>
-      <w:pPr>
-        <w:pStyle w:val="PargrafodaLista"/>
-        <w:numPr>
-          <w:ilvl w:val="2"/>
-          <w:numId w:val="1"/>
-        </w:numPr>
-        <w:tabs>
-          <w:tab w:val="left" w:pos="862"/>
-        </w:tabs>
-        <w:spacing w:before="136" w:line="352" w:lineRule="auto"/>
-        <w:ind w:left="862" w:right="137"/>
-        <w:rPr>
-          <w:sz w:val="24"/>
-          <w:lang w:val="pt-BR"/>
-        </w:rPr>
-      </w:pPr>
-      <w:r>
-        <w:rPr>
-          <w:sz w:val="24"/>
-          <w:lang w:val="pt-BR"/>
-        </w:rPr>
-        <w:t>Caso não haja na coleta lógica</w:t>
-      </w:r>
-      <w:r>
-        <w:rPr>
-          <w:spacing w:val="-3"/>
-          <w:sz w:val="24"/>
-          <w:lang w:val="pt-BR"/>
-        </w:rPr>
-        <w:t xml:space="preserve"> </w:t>
-      </w:r>
-      <w:r>
-        <w:rPr>
-          <w:sz w:val="24"/>
-          <w:lang w:val="pt-BR"/>
-        </w:rPr>
-        <w:t>a informação,</w:t>
-      </w:r>
-      <w:r>
-        <w:rPr>
-          <w:spacing w:val="-2"/>
-          <w:sz w:val="24"/>
-          <w:lang w:val="pt-BR"/>
-        </w:rPr>
-        <w:t xml:space="preserve"> </w:t>
-      </w:r>
-      <w:r>
-        <w:rPr>
-          <w:sz w:val="24"/>
-          <w:lang w:val="pt-BR"/>
-        </w:rPr>
-        <w:t>retornar</w:t>
-      </w:r>
-      <w:r>
-        <w:rPr>
-          <w:spacing w:val="-2"/>
-          <w:sz w:val="24"/>
-          <w:lang w:val="pt-BR"/>
-        </w:rPr>
-        <w:t xml:space="preserve"> </w:t>
-      </w:r>
-      <w:r>
-        <w:rPr>
-          <w:sz w:val="24"/>
-          <w:lang w:val="pt-BR"/>
-        </w:rPr>
-        <w:t xml:space="preserve">a mensagem “Não </w:t>
-      </w:r>
-      <w:proofErr w:type="spellStart"/>
-      <w:proofErr w:type="gramStart"/>
-      <w:r>
-        <w:rPr>
-          <w:sz w:val="24"/>
-          <w:lang w:val="pt-BR"/>
-        </w:rPr>
-        <w:t>esta</w:t>
-      </w:r>
-      <w:proofErr w:type="spellEnd"/>
-      <w:proofErr w:type="gramEnd"/>
-      <w:r>
-        <w:rPr>
-          <w:sz w:val="24"/>
-          <w:lang w:val="pt-BR"/>
-        </w:rPr>
-        <w:t xml:space="preserve"> presentes na coleta lógica”</w:t>
-      </w:r>
-    </w:p>
-    <w:p>
-      <w:pPr>
-        <w:pStyle w:val="PargrafodaLista"/>
-        <w:numPr>
-          <w:ilvl w:val="2"/>
-          <w:numId w:val="1"/>
-        </w:numPr>
-        <w:tabs>
-          <w:tab w:val="left" w:pos="862"/>
-        </w:tabs>
-        <w:spacing w:before="7"/>
-        <w:ind w:left="862"/>
-        <w:rPr>
-          <w:sz w:val="24"/>
-          <w:lang w:val="pt-BR"/>
-        </w:rPr>
-      </w:pPr>
-      <w:r>
-        <w:rPr>
-          <w:sz w:val="24"/>
-          <w:lang w:val="pt-BR"/>
-        </w:rPr>
-        <w:t>O</w:t>
-      </w:r>
-      <w:r>
-        <w:rPr>
-          <w:spacing w:val="-3"/>
-          <w:sz w:val="24"/>
-          <w:lang w:val="pt-BR"/>
-        </w:rPr>
-        <w:t xml:space="preserve"> </w:t>
-      </w:r>
-      <w:r>
-        <w:rPr>
-          <w:sz w:val="24"/>
-          <w:lang w:val="pt-BR"/>
-        </w:rPr>
-        <w:t>usuário</w:t>
-      </w:r>
-      <w:r>
-        <w:rPr>
-          <w:spacing w:val="-2"/>
-          <w:sz w:val="24"/>
-          <w:lang w:val="pt-BR"/>
-        </w:rPr>
-        <w:t xml:space="preserve"> </w:t>
-      </w:r>
-      <w:r>
-        <w:rPr>
-          <w:sz w:val="24"/>
-          <w:lang w:val="pt-BR"/>
-        </w:rPr>
-        <w:t>usará</w:t>
-      </w:r>
-      <w:r>
-        <w:rPr>
-          <w:spacing w:val="-5"/>
-          <w:sz w:val="24"/>
-          <w:lang w:val="pt-BR"/>
-        </w:rPr>
-        <w:t xml:space="preserve"> </w:t>
-      </w:r>
-      <w:r>
-        <w:rPr>
-          <w:spacing w:val="-2"/>
-          <w:sz w:val="24"/>
-          <w:lang w:val="pt-BR"/>
-        </w:rPr>
-        <w:t>login</w:t>
-      </w:r>
-    </w:p>
-    <w:p>
-      <w:pPr>
-        <w:pStyle w:val="PargrafodaLista"/>
-        <w:numPr>
-          <w:ilvl w:val="2"/>
-          <w:numId w:val="1"/>
-        </w:numPr>
-        <w:tabs>
-          <w:tab w:val="left" w:pos="862"/>
-        </w:tabs>
-        <w:spacing w:before="136" w:line="350" w:lineRule="auto"/>
-        <w:ind w:left="862" w:right="139"/>
-        <w:rPr>
-          <w:sz w:val="24"/>
-          <w:lang w:val="pt-BR"/>
-        </w:rPr>
-      </w:pPr>
-      <w:r>
-        <w:rPr>
-          <w:sz w:val="24"/>
-          <w:lang w:val="pt-BR"/>
-        </w:rPr>
-        <w:t>O</w:t>
-      </w:r>
-      <w:r>
-        <w:rPr>
-          <w:spacing w:val="-4"/>
-          <w:sz w:val="24"/>
-          <w:lang w:val="pt-BR"/>
-        </w:rPr>
-        <w:t xml:space="preserve"> </w:t>
-      </w:r>
-      <w:r>
-        <w:rPr>
-          <w:sz w:val="24"/>
-          <w:lang w:val="pt-BR"/>
-        </w:rPr>
-        <w:t>sistema</w:t>
-      </w:r>
-      <w:r>
-        <w:rPr>
-          <w:spacing w:val="-5"/>
-          <w:sz w:val="24"/>
-          <w:lang w:val="pt-BR"/>
-        </w:rPr>
-        <w:t xml:space="preserve"> </w:t>
-      </w:r>
-      <w:r>
-        <w:rPr>
-          <w:sz w:val="24"/>
-          <w:lang w:val="pt-BR"/>
-        </w:rPr>
-        <w:t>deve</w:t>
-      </w:r>
-      <w:r>
-        <w:rPr>
-          <w:spacing w:val="-4"/>
-          <w:sz w:val="24"/>
-          <w:lang w:val="pt-BR"/>
-        </w:rPr>
-        <w:t xml:space="preserve"> </w:t>
-      </w:r>
-      <w:r>
-        <w:rPr>
-          <w:sz w:val="24"/>
-          <w:lang w:val="pt-BR"/>
-        </w:rPr>
-        <w:t>ter</w:t>
-      </w:r>
-      <w:r>
-        <w:rPr>
-          <w:spacing w:val="-5"/>
-          <w:sz w:val="24"/>
-          <w:lang w:val="pt-BR"/>
-        </w:rPr>
-        <w:t xml:space="preserve"> </w:t>
-      </w:r>
-      <w:r>
-        <w:rPr>
-          <w:sz w:val="24"/>
-          <w:lang w:val="pt-BR"/>
-        </w:rPr>
-        <w:t>um</w:t>
-      </w:r>
-      <w:r>
-        <w:rPr>
-          <w:spacing w:val="-7"/>
-          <w:sz w:val="24"/>
-          <w:lang w:val="pt-BR"/>
-        </w:rPr>
-        <w:t xml:space="preserve"> </w:t>
-      </w:r>
-      <w:r>
-        <w:rPr>
-          <w:sz w:val="24"/>
-          <w:lang w:val="pt-BR"/>
-        </w:rPr>
-        <w:t>histórico</w:t>
-      </w:r>
-      <w:r>
-        <w:rPr>
-          <w:spacing w:val="-4"/>
-          <w:sz w:val="24"/>
-          <w:lang w:val="pt-BR"/>
-        </w:rPr>
-        <w:t xml:space="preserve"> </w:t>
-      </w:r>
-      <w:r>
-        <w:rPr>
-          <w:sz w:val="24"/>
-          <w:lang w:val="pt-BR"/>
-        </w:rPr>
-        <w:t>de</w:t>
-      </w:r>
-      <w:r>
-        <w:rPr>
-          <w:spacing w:val="-5"/>
-          <w:sz w:val="24"/>
-          <w:lang w:val="pt-BR"/>
-        </w:rPr>
-        <w:t xml:space="preserve"> </w:t>
-      </w:r>
-      <w:r>
-        <w:rPr>
-          <w:sz w:val="24"/>
-          <w:lang w:val="pt-BR"/>
-        </w:rPr>
-        <w:t>análises</w:t>
-      </w:r>
-      <w:r>
-        <w:rPr>
-          <w:spacing w:val="-4"/>
-          <w:sz w:val="24"/>
-          <w:lang w:val="pt-BR"/>
-        </w:rPr>
-        <w:t xml:space="preserve"> </w:t>
-      </w:r>
-      <w:r>
-        <w:rPr>
-          <w:sz w:val="24"/>
-          <w:lang w:val="pt-BR"/>
-        </w:rPr>
-        <w:t>feitas</w:t>
-      </w:r>
-      <w:r>
-        <w:rPr>
-          <w:spacing w:val="-5"/>
-          <w:sz w:val="24"/>
-          <w:lang w:val="pt-BR"/>
-        </w:rPr>
-        <w:t xml:space="preserve"> </w:t>
-      </w:r>
-      <w:r>
-        <w:rPr>
-          <w:sz w:val="24"/>
-          <w:lang w:val="pt-BR"/>
-        </w:rPr>
-        <w:t>registradas</w:t>
-      </w:r>
-      <w:r>
-        <w:rPr>
-          <w:spacing w:val="-4"/>
-          <w:sz w:val="24"/>
-          <w:lang w:val="pt-BR"/>
-        </w:rPr>
-        <w:t xml:space="preserve"> </w:t>
-      </w:r>
-      <w:r>
-        <w:rPr>
-          <w:sz w:val="24"/>
-          <w:lang w:val="pt-BR"/>
-        </w:rPr>
-        <w:t>no</w:t>
-      </w:r>
-      <w:r>
-        <w:rPr>
-          <w:spacing w:val="-5"/>
-          <w:sz w:val="24"/>
-          <w:lang w:val="pt-BR"/>
-        </w:rPr>
-        <w:t xml:space="preserve"> </w:t>
-      </w:r>
-      <w:r>
-        <w:rPr>
-          <w:sz w:val="24"/>
-          <w:lang w:val="pt-BR"/>
-        </w:rPr>
-        <w:t>perfil</w:t>
-      </w:r>
-      <w:r>
-        <w:rPr>
-          <w:spacing w:val="-5"/>
-          <w:sz w:val="24"/>
-          <w:lang w:val="pt-BR"/>
-        </w:rPr>
-        <w:t xml:space="preserve"> </w:t>
-      </w:r>
-      <w:r>
-        <w:rPr>
-          <w:sz w:val="24"/>
-          <w:lang w:val="pt-BR"/>
-        </w:rPr>
-        <w:t>do usuário, sendo individual</w:t>
-      </w:r>
-    </w:p>
-    <w:p>
-      <w:pPr>
-        <w:pStyle w:val="PargrafodaLista"/>
-        <w:numPr>
-          <w:ilvl w:val="2"/>
-          <w:numId w:val="1"/>
-        </w:numPr>
-        <w:tabs>
-          <w:tab w:val="left" w:pos="862"/>
-        </w:tabs>
-        <w:spacing w:before="13"/>
-        <w:ind w:left="862"/>
-        <w:rPr>
-          <w:sz w:val="24"/>
-          <w:lang w:val="pt-BR"/>
-        </w:rPr>
-      </w:pPr>
-      <w:r>
-        <w:rPr>
-          <w:sz w:val="24"/>
-          <w:lang w:val="pt-BR"/>
-        </w:rPr>
-        <w:t>O</w:t>
-      </w:r>
-      <w:r>
-        <w:rPr>
-          <w:spacing w:val="-2"/>
-          <w:sz w:val="24"/>
-          <w:lang w:val="pt-BR"/>
-        </w:rPr>
-        <w:t xml:space="preserve"> </w:t>
-      </w:r>
-      <w:r>
-        <w:rPr>
-          <w:sz w:val="24"/>
-          <w:lang w:val="pt-BR"/>
-        </w:rPr>
-        <w:t>sistema</w:t>
-      </w:r>
-      <w:r>
-        <w:rPr>
-          <w:spacing w:val="-2"/>
-          <w:sz w:val="24"/>
-          <w:lang w:val="pt-BR"/>
-        </w:rPr>
-        <w:t xml:space="preserve"> </w:t>
-      </w:r>
-      <w:r>
-        <w:rPr>
-          <w:sz w:val="24"/>
-          <w:lang w:val="pt-BR"/>
-        </w:rPr>
-        <w:t>retorna</w:t>
-      </w:r>
-      <w:r>
-        <w:rPr>
-          <w:spacing w:val="-3"/>
-          <w:sz w:val="24"/>
-          <w:lang w:val="pt-BR"/>
-        </w:rPr>
-        <w:t xml:space="preserve"> </w:t>
-      </w:r>
-      <w:r>
-        <w:rPr>
-          <w:sz w:val="24"/>
-          <w:lang w:val="pt-BR"/>
-        </w:rPr>
-        <w:t>em</w:t>
-      </w:r>
-      <w:r>
-        <w:rPr>
-          <w:spacing w:val="-2"/>
-          <w:sz w:val="24"/>
-          <w:lang w:val="pt-BR"/>
-        </w:rPr>
-        <w:t xml:space="preserve"> </w:t>
-      </w:r>
-      <w:r>
-        <w:rPr>
-          <w:sz w:val="24"/>
-          <w:lang w:val="pt-BR"/>
-        </w:rPr>
-        <w:t>formato</w:t>
-      </w:r>
-      <w:r>
-        <w:rPr>
-          <w:spacing w:val="-1"/>
-          <w:sz w:val="24"/>
-          <w:lang w:val="pt-BR"/>
-        </w:rPr>
-        <w:t xml:space="preserve"> </w:t>
-      </w:r>
-      <w:r>
-        <w:rPr>
-          <w:sz w:val="24"/>
-          <w:lang w:val="pt-BR"/>
-        </w:rPr>
-        <w:t>de</w:t>
-      </w:r>
-      <w:r>
-        <w:rPr>
-          <w:spacing w:val="-2"/>
-          <w:sz w:val="24"/>
-          <w:lang w:val="pt-BR"/>
-        </w:rPr>
-        <w:t xml:space="preserve"> </w:t>
-      </w:r>
-      <w:r>
-        <w:rPr>
-          <w:sz w:val="24"/>
-          <w:lang w:val="pt-BR"/>
-        </w:rPr>
-        <w:t>tabela</w:t>
-      </w:r>
-      <w:r>
-        <w:rPr>
-          <w:spacing w:val="-3"/>
-          <w:sz w:val="24"/>
-          <w:lang w:val="pt-BR"/>
-        </w:rPr>
-        <w:t xml:space="preserve"> </w:t>
-      </w:r>
-      <w:r>
-        <w:rPr>
-          <w:sz w:val="24"/>
-          <w:lang w:val="pt-BR"/>
-        </w:rPr>
-        <w:t>as</w:t>
-      </w:r>
-      <w:r>
-        <w:rPr>
-          <w:spacing w:val="-1"/>
-          <w:sz w:val="24"/>
-          <w:lang w:val="pt-BR"/>
-        </w:rPr>
-        <w:t xml:space="preserve"> </w:t>
-      </w:r>
-      <w:r>
-        <w:rPr>
-          <w:spacing w:val="-2"/>
-          <w:sz w:val="24"/>
-          <w:lang w:val="pt-BR"/>
-        </w:rPr>
-        <w:t>informações</w:t>
-      </w:r>
-    </w:p>
-    <w:p>
-      <w:pPr>
-        <w:pStyle w:val="PargrafodaLista"/>
-        <w:numPr>
-          <w:ilvl w:val="2"/>
-          <w:numId w:val="1"/>
-        </w:numPr>
-        <w:tabs>
-          <w:tab w:val="left" w:pos="862"/>
-        </w:tabs>
-        <w:spacing w:before="135" w:line="350" w:lineRule="auto"/>
-        <w:ind w:left="862" w:right="136"/>
-        <w:rPr>
-          <w:sz w:val="24"/>
-          <w:lang w:val="pt-BR"/>
-        </w:rPr>
-      </w:pPr>
-      <w:r>
-        <w:rPr>
-          <w:sz w:val="24"/>
-          <w:lang w:val="pt-BR"/>
-        </w:rPr>
-        <w:t xml:space="preserve">Ele deve ser </w:t>
-      </w:r>
-      <w:proofErr w:type="spellStart"/>
-      <w:r>
-        <w:rPr>
-          <w:sz w:val="24"/>
-          <w:lang w:val="pt-BR"/>
-        </w:rPr>
-        <w:t>possivel</w:t>
-      </w:r>
-      <w:proofErr w:type="spellEnd"/>
-      <w:r>
-        <w:rPr>
-          <w:sz w:val="24"/>
-          <w:lang w:val="pt-BR"/>
-        </w:rPr>
-        <w:t xml:space="preserve"> ler diversos </w:t>
-      </w:r>
-      <w:proofErr w:type="spellStart"/>
-      <w:r>
-        <w:rPr>
-          <w:sz w:val="24"/>
-          <w:lang w:val="pt-BR"/>
-        </w:rPr>
-        <w:t>tipo</w:t>
-      </w:r>
-      <w:proofErr w:type="spellEnd"/>
-      <w:r>
-        <w:rPr>
-          <w:sz w:val="24"/>
-          <w:lang w:val="pt-BR"/>
-        </w:rPr>
-        <w:t xml:space="preserve"> de arquivos, como .</w:t>
-      </w:r>
-      <w:proofErr w:type="spellStart"/>
-      <w:r>
-        <w:rPr>
-          <w:sz w:val="24"/>
-          <w:lang w:val="pt-BR"/>
-        </w:rPr>
-        <w:t>json</w:t>
-      </w:r>
-      <w:proofErr w:type="spellEnd"/>
-      <w:r>
-        <w:rPr>
-          <w:sz w:val="24"/>
-          <w:lang w:val="pt-BR"/>
-        </w:rPr>
-        <w:t>, .</w:t>
-      </w:r>
-      <w:proofErr w:type="spellStart"/>
-      <w:r>
-        <w:rPr>
-          <w:sz w:val="24"/>
-          <w:lang w:val="pt-BR"/>
-        </w:rPr>
-        <w:t>txt</w:t>
-      </w:r>
-      <w:proofErr w:type="spellEnd"/>
-      <w:r>
-        <w:rPr>
-          <w:sz w:val="24"/>
-          <w:lang w:val="pt-BR"/>
-        </w:rPr>
-        <w:t>, .</w:t>
-      </w:r>
-      <w:proofErr w:type="gramStart"/>
-      <w:r>
-        <w:rPr>
-          <w:sz w:val="24"/>
-          <w:lang w:val="pt-BR"/>
-        </w:rPr>
-        <w:t xml:space="preserve">bin, </w:t>
-      </w:r>
-      <w:r>
-        <w:rPr>
-          <w:spacing w:val="-4"/>
-          <w:sz w:val="24"/>
-          <w:lang w:val="pt-BR"/>
-        </w:rPr>
-        <w:t>etc.</w:t>
-      </w:r>
-      <w:proofErr w:type="gramEnd"/>
-    </w:p>
-    <w:p>
-      <w:pPr>
-        <w:pStyle w:val="PargrafodaLista"/>
-        <w:numPr>
-          <w:ilvl w:val="2"/>
-          <w:numId w:val="1"/>
-        </w:numPr>
-        <w:tabs>
-          <w:tab w:val="left" w:pos="862"/>
-        </w:tabs>
-        <w:spacing w:before="13"/>
-        <w:ind w:left="862"/>
-        <w:rPr>
-          <w:sz w:val="24"/>
-          <w:lang w:val="pt-BR"/>
-        </w:rPr>
-      </w:pPr>
-      <w:r>
-        <w:rPr>
-          <w:sz w:val="24"/>
-          <w:lang w:val="pt-BR"/>
-        </w:rPr>
-        <w:t>Deve</w:t>
-      </w:r>
-      <w:r>
-        <w:rPr>
-          <w:spacing w:val="-2"/>
-          <w:sz w:val="24"/>
-          <w:lang w:val="pt-BR"/>
-        </w:rPr>
-        <w:t xml:space="preserve"> </w:t>
-      </w:r>
-      <w:r>
-        <w:rPr>
-          <w:sz w:val="24"/>
-          <w:lang w:val="pt-BR"/>
-        </w:rPr>
-        <w:t>ser</w:t>
-      </w:r>
-      <w:r>
-        <w:rPr>
-          <w:spacing w:val="-2"/>
-          <w:sz w:val="24"/>
-          <w:lang w:val="pt-BR"/>
-        </w:rPr>
-        <w:t xml:space="preserve"> </w:t>
-      </w:r>
-      <w:r>
-        <w:rPr>
-          <w:sz w:val="24"/>
-          <w:lang w:val="pt-BR"/>
-        </w:rPr>
-        <w:t>uma</w:t>
-      </w:r>
-      <w:r>
-        <w:rPr>
-          <w:spacing w:val="-4"/>
-          <w:sz w:val="24"/>
-          <w:lang w:val="pt-BR"/>
-        </w:rPr>
-        <w:t xml:space="preserve"> </w:t>
-      </w:r>
-      <w:r>
-        <w:rPr>
-          <w:sz w:val="24"/>
-          <w:lang w:val="pt-BR"/>
-        </w:rPr>
-        <w:t>aplicação</w:t>
-      </w:r>
-      <w:r>
-        <w:rPr>
-          <w:spacing w:val="-2"/>
-          <w:sz w:val="24"/>
-          <w:lang w:val="pt-BR"/>
-        </w:rPr>
-        <w:t xml:space="preserve"> </w:t>
-      </w:r>
-      <w:r>
-        <w:rPr>
-          <w:spacing w:val="-5"/>
-          <w:sz w:val="24"/>
-          <w:lang w:val="pt-BR"/>
-        </w:rPr>
-        <w:t>web</w:t>
-      </w:r>
-    </w:p>
-    <w:p>
-      <w:pPr>
-        <w:pStyle w:val="PargrafodaLista"/>
-        <w:numPr>
-          <w:ilvl w:val="2"/>
-          <w:numId w:val="1"/>
-        </w:numPr>
-        <w:tabs>
-          <w:tab w:val="left" w:pos="862"/>
-        </w:tabs>
-        <w:spacing w:before="135" w:line="350" w:lineRule="auto"/>
-        <w:ind w:left="862" w:right="137"/>
-        <w:rPr>
-          <w:sz w:val="24"/>
-          <w:lang w:val="pt-BR"/>
-        </w:rPr>
-      </w:pPr>
-      <w:r>
-        <w:rPr>
-          <w:sz w:val="24"/>
-          <w:lang w:val="pt-BR"/>
-        </w:rPr>
-        <w:t>Em casos de falha em algum componente, fazer a leitura do arquivo de logs e retornar a data do primeiro log de falha</w:t>
-      </w:r>
-    </w:p>
-    <w:p>
-      <w:pPr>
-        <w:pStyle w:val="PargrafodaLista"/>
-        <w:numPr>
-          <w:ilvl w:val="2"/>
-          <w:numId w:val="1"/>
-        </w:numPr>
-        <w:tabs>
-          <w:tab w:val="left" w:pos="862"/>
-        </w:tabs>
-        <w:spacing w:before="13"/>
-        <w:ind w:left="862"/>
-        <w:rPr>
-          <w:sz w:val="24"/>
-          <w:lang w:val="pt-BR"/>
-        </w:rPr>
-      </w:pPr>
-      <w:r>
-        <w:rPr>
-          <w:sz w:val="24"/>
-          <w:lang w:val="pt-BR"/>
-        </w:rPr>
-        <w:t>O</w:t>
-      </w:r>
-      <w:r>
-        <w:rPr>
-          <w:spacing w:val="-5"/>
-          <w:sz w:val="24"/>
-          <w:lang w:val="pt-BR"/>
-        </w:rPr>
-        <w:t xml:space="preserve"> </w:t>
-      </w:r>
-      <w:r>
-        <w:rPr>
-          <w:sz w:val="24"/>
-          <w:lang w:val="pt-BR"/>
-        </w:rPr>
-        <w:t>sistema</w:t>
-      </w:r>
-      <w:r>
-        <w:rPr>
-          <w:spacing w:val="-2"/>
-          <w:sz w:val="24"/>
-          <w:lang w:val="pt-BR"/>
-        </w:rPr>
-        <w:t xml:space="preserve"> </w:t>
-      </w:r>
-      <w:r>
-        <w:rPr>
-          <w:sz w:val="24"/>
-          <w:lang w:val="pt-BR"/>
-        </w:rPr>
-        <w:t>deve</w:t>
-      </w:r>
-      <w:r>
-        <w:rPr>
-          <w:spacing w:val="-2"/>
-          <w:sz w:val="24"/>
-          <w:lang w:val="pt-BR"/>
-        </w:rPr>
-        <w:t xml:space="preserve"> </w:t>
-      </w:r>
-      <w:r>
-        <w:rPr>
-          <w:sz w:val="24"/>
-          <w:lang w:val="pt-BR"/>
-        </w:rPr>
-        <w:t>ser</w:t>
-      </w:r>
-      <w:r>
-        <w:rPr>
-          <w:spacing w:val="-2"/>
-          <w:sz w:val="24"/>
-          <w:lang w:val="pt-BR"/>
-        </w:rPr>
-        <w:t xml:space="preserve"> </w:t>
-      </w:r>
-      <w:proofErr w:type="spellStart"/>
-      <w:r>
-        <w:rPr>
-          <w:sz w:val="24"/>
-          <w:lang w:val="pt-BR"/>
-        </w:rPr>
-        <w:t>possivel</w:t>
-      </w:r>
-      <w:proofErr w:type="spellEnd"/>
-      <w:r>
-        <w:rPr>
-          <w:spacing w:val="-3"/>
-          <w:sz w:val="24"/>
-          <w:lang w:val="pt-BR"/>
-        </w:rPr>
-        <w:t xml:space="preserve"> </w:t>
-      </w:r>
-      <w:r>
-        <w:rPr>
-          <w:sz w:val="24"/>
-          <w:lang w:val="pt-BR"/>
-        </w:rPr>
-        <w:t>fazer</w:t>
-      </w:r>
-      <w:r>
-        <w:rPr>
-          <w:spacing w:val="-2"/>
-          <w:sz w:val="24"/>
-          <w:lang w:val="pt-BR"/>
-        </w:rPr>
-        <w:t xml:space="preserve"> </w:t>
-      </w:r>
-      <w:r>
-        <w:rPr>
-          <w:sz w:val="24"/>
-          <w:lang w:val="pt-BR"/>
-        </w:rPr>
-        <w:t>a</w:t>
-      </w:r>
-      <w:r>
-        <w:rPr>
-          <w:spacing w:val="-4"/>
-          <w:sz w:val="24"/>
-          <w:lang w:val="pt-BR"/>
-        </w:rPr>
-        <w:t xml:space="preserve"> </w:t>
-      </w:r>
-      <w:r>
-        <w:rPr>
-          <w:sz w:val="24"/>
-          <w:lang w:val="pt-BR"/>
-        </w:rPr>
-        <w:t>leitura</w:t>
-      </w:r>
-      <w:r>
-        <w:rPr>
-          <w:spacing w:val="-4"/>
-          <w:sz w:val="24"/>
-          <w:lang w:val="pt-BR"/>
-        </w:rPr>
-        <w:t xml:space="preserve"> </w:t>
-      </w:r>
-      <w:r>
-        <w:rPr>
-          <w:sz w:val="24"/>
-          <w:lang w:val="pt-BR"/>
-        </w:rPr>
-        <w:t>de</w:t>
-      </w:r>
-      <w:r>
-        <w:rPr>
-          <w:spacing w:val="-4"/>
-          <w:sz w:val="24"/>
-          <w:lang w:val="pt-BR"/>
-        </w:rPr>
-        <w:t xml:space="preserve"> </w:t>
-      </w:r>
-      <w:r>
-        <w:rPr>
-          <w:sz w:val="24"/>
-          <w:lang w:val="pt-BR"/>
-        </w:rPr>
-        <w:t>diversos</w:t>
-      </w:r>
-      <w:r>
-        <w:rPr>
-          <w:spacing w:val="-2"/>
-          <w:sz w:val="24"/>
-          <w:lang w:val="pt-BR"/>
-        </w:rPr>
-        <w:t xml:space="preserve"> arquivos</w:t>
-      </w:r>
-    </w:p>
-    <w:p>
-      <w:pPr>
-        <w:pStyle w:val="PargrafodaLista"/>
-        <w:numPr>
-          <w:ilvl w:val="2"/>
-          <w:numId w:val="1"/>
-        </w:numPr>
-        <w:tabs>
-          <w:tab w:val="left" w:pos="862"/>
-        </w:tabs>
-        <w:spacing w:before="136" w:line="350" w:lineRule="auto"/>
-        <w:ind w:left="862" w:right="139"/>
-        <w:rPr>
-          <w:sz w:val="24"/>
-          <w:lang w:val="pt-BR"/>
-        </w:rPr>
-      </w:pPr>
-      <w:r>
-        <w:rPr>
-          <w:sz w:val="24"/>
-          <w:lang w:val="pt-BR"/>
-        </w:rPr>
-        <mc:AlternateContent>
-          <mc:Choice Requires="wps">
-            <w:drawing>
-              <wp:anchor distT="0" distB="0" distL="0" distR="0" simplePos="0" relativeHeight="487590400" behindDoc="1" locked="0" layoutInCell="1" allowOverlap="1" wp14:anchorId="6C5DB6CB" wp14:editId="623A8022">
-                <wp:simplePos x="0" y="0"/>
-                <wp:positionH relativeFrom="page">
-                  <wp:posOffset>1291082</wp:posOffset>
-                </wp:positionH>
-                <wp:positionV relativeFrom="paragraph">
-                  <wp:posOffset>634522</wp:posOffset>
-                </wp:positionV>
-                <wp:extent cx="5208905" cy="18415"/>
-                <wp:effectExtent l="0" t="0" r="0" b="0"/>
-                <wp:wrapTopAndBottom/>
-                <wp:docPr id="8" name="Graphic 8"/>
-                <wp:cNvGraphicFramePr>
-                  <a:graphicFrameLocks xmlns:a="http://schemas.openxmlformats.org/drawingml/2006/main"/>
-                </wp:cNvGraphicFramePr>
-                <a:graphic xmlns:a="http://schemas.openxmlformats.org/drawingml/2006/main">
-                  <a:graphicData uri="http://schemas.microsoft.com/office/word/2010/wordprocessingShape">
-                    <wps:wsp>
-                      <wps:cNvSpPr>
-                        <a:spLocks/>
-                      </wps:cNvSpPr>
-                      <wps:spPr>
-                        <a:xfrm>
-                          <a:off x="0" y="0"/>
-                          <a:ext cx="5208905" cy="18415"/>
-                        </a:xfrm>
-                        <a:custGeom>
-                          <a:avLst/>
-                          <a:gdLst/>
-                          <a:ahLst/>
-                          <a:cxnLst/>
-                          <a:rect l="l" t="t" r="r" b="b"/>
-                          <a:pathLst>
-                            <a:path w="5208905" h="18415">
-                              <a:moveTo>
-                                <a:pt x="5208397" y="0"/>
-                              </a:moveTo>
-                              <a:lnTo>
-                                <a:pt x="0" y="0"/>
-                              </a:lnTo>
-                              <a:lnTo>
-                                <a:pt x="0" y="18287"/>
-                              </a:lnTo>
-                              <a:lnTo>
-                                <a:pt x="5208397" y="18287"/>
-                              </a:lnTo>
-                              <a:lnTo>
-                                <a:pt x="5208397" y="0"/>
-                              </a:lnTo>
-                              <a:close/>
-                            </a:path>
-                          </a:pathLst>
-                        </a:custGeom>
-                        <a:solidFill>
-                          <a:srgbClr val="000000"/>
-                        </a:solidFill>
-                      </wps:spPr>
-                      <wps:bodyPr wrap="square" lIns="0" tIns="0" rIns="0" bIns="0" rtlCol="0">
-                        <a:prstTxWarp prst="textNoShape">
-                          <a:avLst/>
-                        </a:prstTxWarp>
-                        <a:noAutofit/>
-                      </wps:bodyPr>
-                    </wps:wsp>
-                  </a:graphicData>
-                </a:graphic>
-              </wp:anchor>
-            </w:drawing>
-          </mc:Choice>
-          <mc:Fallback>
-            <w:pict>
-              <v:shape w14:anchorId="2646AF8B" id="Graphic 8" o:spid="_x0000_s1026" style="position:absolute;margin-left:101.65pt;margin-top:49.95pt;width:410.15pt;height:1.45pt;z-index:-15726080;visibility:visible;mso-wrap-style:square;mso-wrap-distance-left:0;mso-wrap-distance-top:0;mso-wrap-distance-right:0;mso-wrap-distance-bottom:0;mso-position-horizontal:absolute;mso-position-horizontal-relative:page;mso-position-vertical:absolute;mso-position-vertical-relative:text;v-text-anchor:top" coordsize="5208905,18415" o:gfxdata="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" path="m5208397,l,,,18287r5208397,l5208397,xe" fillcolor="black" stroked="f">
-                <v:path arrowok="t"/>
-                <w10:wrap type="topAndBottom" anchorx="page"/>
-              </v:shape>
-            </w:pict>
-          </mc:Fallback>
-        </mc:AlternateContent>
-      </w:r>
-      <w:r>
-        <w:rPr>
-          <w:sz w:val="24"/>
-          <w:lang w:val="pt-BR"/>
-        </w:rPr>
-        <mc:AlternateContent>
-          <mc:Choice Requires="wps">
-            <w:drawing>
-              <wp:anchor distT="0" distB="0" distL="0" distR="0" simplePos="0" relativeHeight="487590912" behindDoc="1" locked="0" layoutInCell="1" allowOverlap="1" wp14:anchorId="795271E3" wp14:editId="6AE813FD">
-                <wp:simplePos x="0" y="0"/>
-                <wp:positionH relativeFrom="page">
-                  <wp:posOffset>1519682</wp:posOffset>
-                </wp:positionH>
-                <wp:positionV relativeFrom="paragraph">
-                  <wp:posOffset>853978</wp:posOffset>
-                </wp:positionV>
-                <wp:extent cx="4980305" cy="18415"/>
-                <wp:effectExtent l="0" t="0" r="0" b="0"/>
-                <wp:wrapTopAndBottom/>
-                <wp:docPr id="9" name="Graphic 9"/>
-                <wp:cNvGraphicFramePr>
-                  <a:graphicFrameLocks xmlns:a="http://schemas.openxmlformats.org/drawingml/2006/main"/>
-                </wp:cNvGraphicFramePr>
-                <a:graphic xmlns:a="http://schemas.openxmlformats.org/drawingml/2006/main">
-                  <a:graphicData uri="http://schemas.microsoft.com/office/word/2010/wordprocessingShape">
-                    <wps:wsp>
-                      <wps:cNvSpPr>
-                        <a:spLocks/>
-                      </wps:cNvSpPr>
-                      <wps:spPr>
-                        <a:xfrm>
-                          <a:off x="0" y="0"/>
-                          <a:ext cx="4980305" cy="18415"/>
-                        </a:xfrm>
-                        <a:custGeom>
-                          <a:avLst/>
-                          <a:gdLst/>
-                          <a:ahLst/>
-                          <a:cxnLst/>
-                          <a:rect l="l" t="t" r="r" b="b"/>
-                          <a:pathLst>
-                            <a:path w="4980305" h="18415">
-                              <a:moveTo>
-                                <a:pt x="4979797" y="0"/>
-                              </a:moveTo>
-                              <a:lnTo>
-                                <a:pt x="0" y="0"/>
-                              </a:lnTo>
-                              <a:lnTo>
-                                <a:pt x="0" y="18287"/>
-                              </a:lnTo>
-                              <a:lnTo>
-                                <a:pt x="4979797" y="18287"/>
-                              </a:lnTo>
-                              <a:lnTo>
-                                <a:pt x="4979797" y="0"/>
-                              </a:lnTo>
-                              <a:close/>
-                            </a:path>
-                          </a:pathLst>
-                        </a:custGeom>
-                        <a:solidFill>
-                          <a:srgbClr val="000000"/>
-                        </a:solidFill>
-                      </wps:spPr>
-                      <wps:bodyPr wrap="square" lIns="0" tIns="0" rIns="0" bIns="0" rtlCol="0">
-                        <a:prstTxWarp prst="textNoShape">
-                          <a:avLst/>
-                        </a:prstTxWarp>
-                        <a:noAutofit/>
-                      </wps:bodyPr>
-                    </wps:wsp>
-                  </a:graphicData>
-                </a:graphic>
-              </wp:anchor>
-            </w:drawing>
-          </mc:Choice>
-          <mc:Fallback>
-            <w:pict>
-              <v:shape w14:anchorId="09830190" id="Graphic 9" o:spid="_x0000_s1026" style="position:absolute;margin-left:119.65pt;margin-top:67.25pt;width:392.15pt;height:1.45pt;z-index:-15725568;visibility:visible;mso-wrap-style:square;mso-wrap-distance-left:0;mso-wrap-distance-top:0;mso-wrap-distance-right:0;mso-wrap-distance-bottom:0;mso-position-horizontal:absolute;mso-position-horizontal-relative:page;mso-position-vertical:absolute;mso-position-vertical-relative:text;v-text-anchor:top" coordsize="4980305,18415" o:gfxdata="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" path="m4979797,l,,,18287r4979797,l4979797,xe" fillcolor="black" stroked="f">
-                <v:path arrowok="t"/>
-                <w10:wrap type="topAndBottom" anchorx="page"/>
-              </v:shape>
-            </w:pict>
-          </mc:Fallback>
-        </mc:AlternateContent>
-      </w:r>
-      <w:r>
-        <w:rPr>
-          <w:sz w:val="24"/>
-          <w:lang w:val="pt-BR"/>
-        </w:rPr>
-        <w:t>O usuário deve poder adicionar mais um arquivo sem perder os dados</w:t>
-      </w:r>
-      <w:r>
-        <w:rPr>
-          <w:spacing w:val="40"/>
-          <w:sz w:val="24"/>
-          <w:lang w:val="pt-BR"/>
-        </w:rPr>
-        <w:t xml:space="preserve"> </w:t>
-      </w:r>
-      <w:r>
-        <w:rPr>
-          <w:sz w:val="24"/>
-          <w:lang w:val="pt-BR"/>
-        </w:rPr>
-        <w:t>trazidos anteriormente</w:t>
-      </w:r>
-    </w:p>
-    <w:p>
-      <w:pPr>
-        <w:pStyle w:val="Corpodetexto"/>
+        <w:t>RF08 – Identificação do Part Number</w:t>
+      </w:r>
+      <w:r>
+        <w:br/>
+        <w:t>O sistema deverá apresentar o Part Number (número de identificação do componente) sempre que essa informação estiver disponível na coleta analisada.</w:t>
+      </w:r>
+    </w:p>
+    <w:p>
+      <w:pPr>
+        <w:pStyle w:val="BodyText"/>
+        <w:spacing w:before="62"/>
+      </w:pPr>
+    </w:p>
+    <w:p>
+      <w:pPr>
+        <w:pStyle w:val="BodyText"/>
+        <w:spacing w:before="62"/>
+      </w:pPr>
+      <w:r>
+        <w:rPr>
+          <w:b/>
+          <w:bCs/>
+        </w:rPr>
+        <w:t>RF09 – Identificação da condição do componente</w:t>
+      </w:r>
+      <w:r>
+        <w:br/>
+        <w:t>O sistema deverá apresentar a condição ou o status de cada componente identificado, permitindo verificar seu estado de funcionamento.</w:t>
+      </w:r>
+    </w:p>
+    <w:p>
+      <w:pPr>
+        <w:pStyle w:val="BodyText"/>
+        <w:spacing w:before="62"/>
+      </w:pPr>
+    </w:p>
+    <w:p>
+      <w:pPr>
+        <w:pStyle w:val="BodyText"/>
+        <w:spacing w:before="62"/>
+        <w:rPr>
+          <w:b/>
+          <w:bCs/>
+        </w:rPr>
+      </w:pPr>
+      <w:r>
+        <w:rPr>
+          <w:b/>
+          <w:bCs/>
+        </w:rPr>
+        <w:t>RF10 – Tratamento de informações ausentes</w:t>
+      </w:r>
+      <w:r>
+        <w:br/>
+        <w:t xml:space="preserve">Caso determinada informação não esteja presente na coleta analisada, o sistema deverá informar ao usuário a mensagem: </w:t>
+      </w:r>
+      <w:r>
+        <w:rPr>
+          <w:b/>
+          <w:bCs/>
+        </w:rPr>
+        <w:t>"Não está presente na coleta lógica."</w:t>
+      </w:r>
+    </w:p>
+    <w:p>
+      <w:pPr>
+        <w:pStyle w:val="BodyText"/>
+        <w:spacing w:before="62"/>
+      </w:pPr>
+    </w:p>
+    <w:p>
+      <w:pPr>
+        <w:pStyle w:val="BodyText"/>
+        <w:spacing w:before="62"/>
+      </w:pPr>
+      <w:r>
+        <w:rPr>
+          <w:b/>
+          <w:bCs/>
+        </w:rPr>
+        <w:t>RF11 – Identificação de falhas em logs</w:t>
+      </w:r>
+      <w:r>
+        <w:br/>
+        <w:t>Quando forem identificadas falhas em componentes, o sistema deverá analisar os arquivos de log e identificar a data do primeiro registro relacionado à falha encontrada, quando essa informação estiver disponível.</w:t>
+      </w:r>
+    </w:p>
+    <w:p>
+      <w:pPr>
+        <w:pStyle w:val="BodyText"/>
+        <w:spacing w:before="62"/>
+      </w:pPr>
+    </w:p>
+    <w:p>
+      <w:pPr>
+        <w:pStyle w:val="BodyText"/>
+        <w:spacing w:before="62"/>
+      </w:pPr>
+      <w:r>
+        <w:rPr>
+          <w:b/>
+          <w:bCs/>
+        </w:rPr>
+        <w:t>RF12 – Apresentação dos resultados</w:t>
+      </w:r>
+      <w:r>
+        <w:br/>
+        <w:t>Os resultados da análise deverão ser apresentados de forma organizada, preferencialmente em formato de tabela, facilitando a visualização e interpretação das informações.</w:t>
+      </w:r>
+    </w:p>
+    <w:p>
+      <w:pPr>
+        <w:pStyle w:val="BodyText"/>
+        <w:spacing w:before="62"/>
+      </w:pPr>
+    </w:p>
+    <w:p>
+      <w:pPr>
+        <w:pStyle w:val="BodyText"/>
+        <w:spacing w:before="62"/>
+      </w:pPr>
+      <w:r>
+        <w:rPr>
+          <w:b/>
+          <w:bCs/>
+        </w:rPr>
+        <w:t>RF13 – Histórico de análises</w:t>
+      </w:r>
+      <w:r>
+        <w:br/>
+        <w:t>O sistema deverá armazenar o histórico das análises realizadas por cada usuário.</w:t>
+      </w:r>
+    </w:p>
+    <w:p>
+      <w:pPr>
+        <w:pStyle w:val="BodyText"/>
+        <w:spacing w:before="62"/>
+      </w:pPr>
+    </w:p>
+    <w:p>
+      <w:pPr>
+        <w:pStyle w:val="BodyText"/>
+        <w:spacing w:before="62"/>
+      </w:pPr>
+      <w:r>
+        <w:rPr>
+          <w:b/>
+          <w:bCs/>
+        </w:rPr>
+        <w:t>RF14 – Histórico individual</w:t>
+      </w:r>
+      <w:r>
+        <w:br/>
+        <w:t>Cada usuário deverá possuir acesso ao seu próprio histórico de análises, permitindo consultar os resultados de análises realizadas anteriormente.</w:t>
+      </w:r>
+    </w:p>
+    <w:p>
+      <w:pPr>
+        <w:pStyle w:val="BodyText"/>
+        <w:spacing w:before="62"/>
+        <w:rPr>
+          <w:b/>
+          <w:bCs/>
+        </w:rPr>
+      </w:pPr>
+      <w:r>
+        <w:rPr>
+          <w:b/>
+          <w:bCs/>
+        </w:rPr>
+        <w:t>Requisitos não funcionais</w:t>
+      </w:r>
+    </w:p>
+    <w:p>
+      <w:pPr>
+        <w:pStyle w:val="BodyText"/>
+        <w:spacing w:before="62"/>
+        <w:rPr>
+          <w:b/>
+          <w:bCs/>
+        </w:rPr>
+      </w:pPr>
+    </w:p>
+    <w:p>
+      <w:pPr>
+        <w:pStyle w:val="BodyText"/>
+        <w:spacing w:before="62"/>
+      </w:pPr>
+      <w:r>
+        <w:rPr>
+          <w:b/>
+          <w:bCs/>
+        </w:rPr>
+        <w:t>RNF01 – Aplicação Web</w:t>
+      </w:r>
+      <w:r>
+        <w:br/>
+        <w:t>O sistema deverá ser desenvolvido como uma aplicação web, permitindo seu acesso por meio de um navegador.</w:t>
+      </w:r>
+    </w:p>
+    <w:p>
+      <w:pPr>
+        <w:pStyle w:val="BodyText"/>
+        <w:spacing w:before="62"/>
+      </w:pPr>
+    </w:p>
+    <w:p>
+      <w:pPr>
+        <w:pStyle w:val="BodyText"/>
+        <w:spacing w:before="62"/>
+      </w:pPr>
+      <w:r>
+        <w:rPr>
+          <w:b/>
+          <w:bCs/>
+        </w:rPr>
+        <w:t>RNF02 – Organização e usabilidade</w:t>
+      </w:r>
+      <w:r>
+        <w:br/>
+        <w:t>A interface deverá apresentar as informações de forma clara e organizada, facilitando a utilização do sistema e a interpretação dos resultados das análises.</w:t>
+      </w:r>
+    </w:p>
+    <w:p>
+      <w:pPr>
+        <w:pStyle w:val="BodyText"/>
+        <w:spacing w:before="62"/>
+      </w:pPr>
+    </w:p>
+    <w:p>
+      <w:pPr>
+        <w:pStyle w:val="BodyText"/>
+        <w:spacing w:before="62"/>
+      </w:pPr>
+      <w:r>
+        <w:rPr>
+          <w:b/>
+          <w:bCs/>
+        </w:rPr>
+        <w:t>RNF03 – Integridade das informações</w:t>
+      </w:r>
+      <w:r>
+        <w:br/>
+        <w:t>A inclusão de novos arquivos durante uma análise não deverá apagar ou substituir os resultados obtidos anteriormente, garantindo a preservação das informações já processadas.</w:t>
+      </w:r>
+    </w:p>
+    <w:p>
+      <w:pPr>
+        <w:pStyle w:val="BodyText"/>
+        <w:spacing w:before="62"/>
+      </w:pPr>
+    </w:p>
+    <w:p>
+      <w:pPr>
+        <w:pStyle w:val="BodyText"/>
+        <w:spacing w:before="62"/>
+      </w:pPr>
+    </w:p>
+    <w:p>
+      <w:pPr>
+        <w:pStyle w:val="BodyText"/>
         <w:spacing w:before="62"/>
         <w:ind w:left="0"/>
         <w:rPr>
           <w:sz w:val="20"/>
-          <w:lang w:val="pt-BR"/>
-        </w:rPr>
-      </w:pPr>
-    </w:p>
-    <w:p>
-      <w:pPr>
-        <w:pStyle w:val="Corpodetexto"/>
+        </w:rPr>
+      </w:pPr>
+    </w:p>
+    <w:p>
+      <w:pPr>
+        <w:pStyle w:val="BodyText"/>
         <w:ind w:left="0"/>
         <w:rPr>
           <w:sz w:val="20"/>
@@ -9023,7 +7060,7 @@
     </w:p>
     <w:p>
       <w:pPr>
-        <w:pStyle w:val="Corpodetexto"/>
+        <w:pStyle w:val="BodyText"/>
         <w:ind w:left="0"/>
         <w:rPr>
           <w:sz w:val="20"/>
@@ -9033,7 +7070,7 @@
     </w:p>
     <w:p>
       <w:pPr>
-        <w:pStyle w:val="Corpodetexto"/>
+        <w:pStyle w:val="BodyText"/>
         <w:spacing w:before="224"/>
         <w:ind w:left="0"/>
         <w:rPr>
@@ -9043,9 +7080,11 @@
       </w:pPr>
       <w:r>
         <w:rPr>
+          <w:noProof/>
           <w:sz w:val="20"/>
           <w:lang w:val="pt-BR"/>
         </w:rPr>
+        <w:lastRenderedPageBreak/>
         <mc:AlternateContent>
           <mc:Choice Requires="wps">
             <w:drawing>
@@ -9120,7 +7159,7 @@
           </mc:Choice>
           <mc:Fallback>
             <w:pict>
-              <v:shape w14:anchorId="1842EA5A" id="Graphic 10" o:spid="_x0000_s1026" style="position:absolute;margin-left:83.65pt;margin-top:23.9pt;width:428.15pt;height:1.45pt;z-index:-15725056;visibility:visible;mso-wrap-style:square;mso-wrap-distance-left:0;mso-wrap-distance-top:0;mso-wrap-distance-right:0;mso-wrap-distance-bottom:0;mso-position-horizontal:absolute;mso-position-horizontal-relative:page;mso-position-vertical:absolute;mso-position-vertical-relative:text;v-text-anchor:top" coordsize="5437505,18415" o:gfxdata="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" path="m5436997,l,,,18287r5436997,l5436997,xe" fillcolor="black" stroked="f">
+              <v:shape w14:anchorId="2D72AC1D" id="Graphic 10" o:spid="_x0000_s1026" style="position:absolute;margin-left:83.65pt;margin-top:23.9pt;width:428.15pt;height:1.45pt;z-index:-15725056;visibility:visible;mso-wrap-style:square;mso-wrap-distance-left:0;mso-wrap-distance-top:0;mso-wrap-distance-right:0;mso-wrap-distance-bottom:0;mso-position-horizontal:absolute;mso-position-horizontal-relative:page;mso-position-vertical:absolute;mso-position-vertical-relative:text;v-text-anchor:top" coordsize="5437505,18415" o:gfxdata="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" path="m5436997,l,,,18287r5436997,l5436997,xe" fillcolor="black" stroked="f">
                 <v:path arrowok="t"/>
                 <w10:wrap type="topAndBottom" anchorx="page"/>
               </v:shape>
@@ -9131,7 +7170,7 @@
     </w:p>
     <w:p>
       <w:pPr>
-        <w:pStyle w:val="Ttulo2"/>
+        <w:pStyle w:val="Heading2"/>
         <w:numPr>
           <w:ilvl w:val="0"/>
           <w:numId w:val="1"/>
@@ -9181,7 +7220,7 @@
     </w:p>
     <w:p>
       <w:pPr>
-        <w:pStyle w:val="PargrafodaLista"/>
+        <w:pStyle w:val="ListParagraph"/>
         <w:numPr>
           <w:ilvl w:val="1"/>
           <w:numId w:val="1"/>
@@ -9251,7 +7290,7 @@
     </w:p>
     <w:p>
       <w:pPr>
-        <w:pStyle w:val="Corpodetexto"/>
+        <w:pStyle w:val="BodyText"/>
         <w:spacing w:before="2" w:line="398" w:lineRule="auto"/>
         <w:ind w:right="6621"/>
         <w:rPr>
@@ -9293,7 +7332,7 @@
     </w:p>
     <w:p>
       <w:pPr>
-        <w:pStyle w:val="Corpodetexto"/>
+        <w:pStyle w:val="BodyText"/>
         <w:spacing w:line="274" w:lineRule="exact"/>
         <w:rPr>
           <w:lang w:val="pt-BR"/>
@@ -9322,13 +7361,14 @@
     </w:p>
     <w:p>
       <w:pPr>
-        <w:pStyle w:val="Corpodetexto"/>
+        <w:pStyle w:val="BodyText"/>
         <w:tabs>
           <w:tab w:val="left" w:pos="3427"/>
         </w:tabs>
         <w:spacing w:before="182"/>
         <w:rPr>
           <w:rFonts w:ascii="Times New Roman"/>
+          <w:u w:val="single"/>
           <w:lang w:val="pt-BR"/>
         </w:rPr>
       </w:pPr>
@@ -9362,21 +7402,20 @@
     </w:p>
     <w:p>
       <w:pPr>
-        <w:pStyle w:val="Corpodetexto"/>
+        <w:pStyle w:val="BodyText"/>
+        <w:tabs>
+          <w:tab w:val="left" w:pos="3427"/>
+        </w:tabs>
+        <w:spacing w:before="182"/>
         <w:rPr>
           <w:rFonts w:ascii="Times New Roman"/>
           <w:lang w:val="pt-BR"/>
         </w:rPr>
-        <w:sectPr>
-          <w:pgSz w:w="11910" w:h="16840"/>
-          <w:pgMar w:top="1320" w:right="1559" w:bottom="280" w:left="1559" w:header="715" w:footer="0" w:gutter="0"/>
-          <w:cols w:space="720"/>
-        </w:sectPr>
-      </w:pPr>
-    </w:p>
-    <w:p>
-      <w:pPr>
-        <w:pStyle w:val="PargrafodaLista"/>
+      </w:pPr>
+    </w:p>
+    <w:p>
+      <w:pPr>
+        <w:pStyle w:val="ListParagraph"/>
         <w:numPr>
           <w:ilvl w:val="1"/>
           <w:numId w:val="1"/>
@@ -9396,7 +7435,6 @@
           <w:sz w:val="24"/>
           <w:lang w:val="pt-BR"/>
         </w:rPr>
-        <w:lastRenderedPageBreak/>
         <w:t>Quantas</w:t>
       </w:r>
       <w:r>
@@ -9477,7 +7515,21 @@
     </w:p>
     <w:p>
       <w:pPr>
-        <w:pStyle w:val="Corpodetexto"/>
+        <w:rPr>
+          <w:sz w:val="20"/>
+          <w:szCs w:val="24"/>
+        </w:rPr>
+      </w:pPr>
+      <w:r>
+        <w:rPr>
+          <w:sz w:val="20"/>
+        </w:rPr>
+        <w:br w:type="page"/>
+      </w:r>
+    </w:p>
+    <w:p>
+      <w:pPr>
+        <w:pStyle w:val="BodyText"/>
         <w:spacing w:before="63"/>
         <w:ind w:left="0"/>
         <w:rPr>
@@ -9487,9 +7539,11 @@
       </w:pPr>
       <w:r>
         <w:rPr>
+          <w:noProof/>
           <w:sz w:val="20"/>
           <w:lang w:val="pt-BR"/>
         </w:rPr>
+        <w:lastRenderedPageBreak/>
         <mc:AlternateContent>
           <mc:Choice Requires="wps">
             <w:drawing>
@@ -9564,7 +7618,7 @@
           </mc:Choice>
           <mc:Fallback>
             <w:pict>
-              <v:shape w14:anchorId="0C42F8CA" id="Graphic 11" o:spid="_x0000_s1026" style="position:absolute;margin-left:83.65pt;margin-top:15.9pt;width:428.15pt;height:1.45pt;z-index:-15724544;visibility:visible;mso-wrap-style:square;mso-wrap-distance-left:0;mso-wrap-distance-top:0;mso-wrap-distance-right:0;mso-wrap-distance-bottom:0;mso-position-horizontal:absolute;mso-position-horizontal-relative:page;mso-position-vertical:absolute;mso-position-vertical-relative:text;v-text-anchor:top" coordsize="5437505,18415" o:gfxdata="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" path="m5436997,l,,,18288r5436997,l5436997,xe" fillcolor="black" stroked="f">
+              <v:shape w14:anchorId="140D2FF3" id="Graphic 11" o:spid="_x0000_s1026" style="position:absolute;margin-left:83.65pt;margin-top:15.9pt;width:428.15pt;height:1.45pt;z-index:-15724544;visibility:visible;mso-wrap-style:square;mso-wrap-distance-left:0;mso-wrap-distance-top:0;mso-wrap-distance-right:0;mso-wrap-distance-bottom:0;mso-position-horizontal:absolute;mso-position-horizontal-relative:page;mso-position-vertical:absolute;mso-position-vertical-relative:text;v-text-anchor:top" coordsize="5437505,18415" o:gfxdata="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" path="m5436997,l,,,18288r5436997,l5436997,xe" fillcolor="black" stroked="f">
                 <v:path arrowok="t"/>
                 <w10:wrap type="topAndBottom" anchorx="page"/>
               </v:shape>
@@ -9575,7 +7629,7 @@
     </w:p>
     <w:p>
       <w:pPr>
-        <w:pStyle w:val="Ttulo2"/>
+        <w:pStyle w:val="Heading2"/>
         <w:numPr>
           <w:ilvl w:val="0"/>
           <w:numId w:val="1"/>
@@ -9612,7 +7666,7 @@
     </w:p>
     <w:p>
       <w:pPr>
-        <w:pStyle w:val="PargrafodaLista"/>
+        <w:pStyle w:val="ListParagraph"/>
         <w:numPr>
           <w:ilvl w:val="1"/>
           <w:numId w:val="1"/>
@@ -9772,7 +7826,7 @@
     </w:p>
     <w:p>
       <w:pPr>
-        <w:pStyle w:val="Corpodetexto"/>
+        <w:pStyle w:val="BodyText"/>
         <w:spacing w:before="1" w:line="398" w:lineRule="auto"/>
         <w:ind w:right="6172"/>
         <w:rPr>
@@ -9853,7 +7907,7 @@
     </w:p>
     <w:p>
       <w:pPr>
-        <w:pStyle w:val="Corpodetexto"/>
+        <w:pStyle w:val="BodyText"/>
         <w:spacing w:line="275" w:lineRule="exact"/>
         <w:rPr>
           <w:lang w:val="pt-BR"/>
@@ -9901,7 +7955,7 @@
     </w:p>
     <w:p>
       <w:pPr>
-        <w:pStyle w:val="Corpodetexto"/>
+        <w:pStyle w:val="BodyText"/>
         <w:spacing w:before="182"/>
         <w:rPr>
           <w:lang w:val="pt-BR"/>
@@ -9956,7 +8010,7 @@
     </w:p>
     <w:p>
       <w:pPr>
-        <w:pStyle w:val="Corpodetexto"/>
+        <w:pStyle w:val="BodyText"/>
         <w:spacing w:before="183"/>
         <w:rPr>
           <w:lang w:val="pt-BR"/>
@@ -10063,7 +8117,7 @@
     </w:p>
     <w:p>
       <w:pPr>
-        <w:pStyle w:val="Corpodetexto"/>
+        <w:pStyle w:val="BodyText"/>
         <w:spacing w:before="182" w:line="396" w:lineRule="auto"/>
         <w:ind w:right="3678"/>
         <w:rPr>
@@ -10157,7 +8211,7 @@
     </w:p>
     <w:p>
       <w:pPr>
-        <w:pStyle w:val="Corpodetexto"/>
+        <w:pStyle w:val="BodyText"/>
         <w:spacing w:before="4"/>
         <w:rPr>
           <w:lang w:val="pt-BR"/>
@@ -10238,7 +8292,7 @@
     </w:p>
     <w:p>
       <w:pPr>
-        <w:pStyle w:val="Corpodetexto"/>
+        <w:pStyle w:val="BodyText"/>
         <w:spacing w:before="182"/>
         <w:rPr>
           <w:lang w:val="pt-BR"/>
@@ -10345,7 +8399,7 @@
     </w:p>
     <w:p>
       <w:pPr>
-        <w:pStyle w:val="Corpodetexto"/>
+        <w:pStyle w:val="BodyText"/>
         <w:spacing w:before="183"/>
         <w:rPr>
           <w:lang w:val="pt-BR"/>
@@ -10393,7 +8447,7 @@
     </w:p>
     <w:p>
       <w:pPr>
-        <w:pStyle w:val="Corpodetexto"/>
+        <w:pStyle w:val="BodyText"/>
         <w:spacing w:before="180"/>
         <w:rPr>
           <w:lang w:val="pt-BR"/>
@@ -10461,7 +8515,7 @@
     </w:p>
     <w:p>
       <w:pPr>
-        <w:pStyle w:val="Corpodetexto"/>
+        <w:pStyle w:val="BodyText"/>
         <w:spacing w:before="183"/>
         <w:rPr>
           <w:lang w:val="pt-BR"/>
@@ -10574,7 +8628,7 @@
     </w:p>
     <w:p>
       <w:pPr>
-        <w:pStyle w:val="Corpodetexto"/>
+        <w:pStyle w:val="BodyText"/>
         <w:spacing w:before="182"/>
         <w:rPr>
           <w:lang w:val="pt-BR"/>
@@ -10629,7 +8683,7 @@
     </w:p>
     <w:p>
       <w:pPr>
-        <w:pStyle w:val="Corpodetexto"/>
+        <w:pStyle w:val="BodyText"/>
         <w:spacing w:before="182"/>
         <w:rPr>
           <w:lang w:val="pt-BR"/>
@@ -10684,7 +8738,7 @@
     </w:p>
     <w:p>
       <w:pPr>
-        <w:pStyle w:val="Corpodetexto"/>
+        <w:pStyle w:val="BodyText"/>
         <w:spacing w:before="180"/>
         <w:rPr>
           <w:lang w:val="pt-BR"/>
@@ -10778,7 +8832,7 @@
     </w:p>
     <w:p>
       <w:pPr>
-        <w:pStyle w:val="Corpodetexto"/>
+        <w:pStyle w:val="BodyText"/>
         <w:spacing w:before="183"/>
         <w:rPr>
           <w:lang w:val="pt-BR"/>
@@ -10826,7 +8880,7 @@
     </w:p>
     <w:p>
       <w:pPr>
-        <w:pStyle w:val="Corpodetexto"/>
+        <w:pStyle w:val="BodyText"/>
         <w:spacing w:before="182"/>
         <w:rPr>
           <w:lang w:val="pt-BR"/>
@@ -10881,7 +8935,7 @@
     </w:p>
     <w:p>
       <w:pPr>
-        <w:pStyle w:val="Corpodetexto"/>
+        <w:pStyle w:val="BodyText"/>
         <w:spacing w:before="183"/>
         <w:rPr>
           <w:lang w:val="pt-BR"/>
@@ -10968,7 +9022,7 @@
     </w:p>
     <w:p>
       <w:pPr>
-        <w:pStyle w:val="Corpodetexto"/>
+        <w:pStyle w:val="BodyText"/>
         <w:spacing w:before="183"/>
         <w:rPr>
           <w:lang w:val="pt-BR"/>
@@ -11016,7 +9070,7 @@
     </w:p>
     <w:p>
       <w:pPr>
-        <w:pStyle w:val="Corpodetexto"/>
+        <w:pStyle w:val="BodyText"/>
         <w:tabs>
           <w:tab w:val="left" w:pos="6253"/>
         </w:tabs>
@@ -11043,7 +9097,7 @@
     </w:p>
     <w:p>
       <w:pPr>
-        <w:pStyle w:val="Corpodetexto"/>
+        <w:pStyle w:val="BodyText"/>
         <w:ind w:left="0"/>
         <w:rPr>
           <w:rFonts w:ascii="Times New Roman"/>
@@ -11054,7 +9108,7 @@
     </w:p>
     <w:p>
       <w:pPr>
-        <w:pStyle w:val="Corpodetexto"/>
+        <w:pStyle w:val="BodyText"/>
         <w:spacing w:before="14"/>
         <w:ind w:left="0"/>
         <w:rPr>
@@ -11066,6 +9120,7 @@
       <w:r>
         <w:rPr>
           <w:rFonts w:ascii="Times New Roman"/>
+          <w:noProof/>
           <w:sz w:val="20"/>
           <w:lang w:val="pt-BR"/>
         </w:rPr>
@@ -11143,7 +9198,7 @@
           </mc:Choice>
           <mc:Fallback>
             <w:pict>
-              <v:shape w14:anchorId="7D31F0F5" id="Graphic 12" o:spid="_x0000_s1026" style="position:absolute;margin-left:83.65pt;margin-top:13.45pt;width:428.15pt;height:1.45pt;z-index:-15724032;visibility:visible;mso-wrap-style:square;mso-wrap-distance-left:0;mso-wrap-distance-top:0;mso-wrap-distance-right:0;mso-wrap-distance-bottom:0;mso-position-horizontal:absolute;mso-position-horizontal-relative:page;mso-position-vertical:absolute;mso-position-vertical-relative:text;v-text-anchor:top" coordsize="5437505,18415" o:gfxdata="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" path="m5436997,l,,,18288r5436997,l5436997,xe" fillcolor="black" stroked="f">
+              <v:shape w14:anchorId="77D5A9B3" id="Graphic 12" o:spid="_x0000_s1026" style="position:absolute;margin-left:83.65pt;margin-top:13.45pt;width:428.15pt;height:1.45pt;z-index:-15724032;visibility:visible;mso-wrap-style:square;mso-wrap-distance-left:0;mso-wrap-distance-top:0;mso-wrap-distance-right:0;mso-wrap-distance-bottom:0;mso-position-horizontal:absolute;mso-position-horizontal-relative:page;mso-position-vertical:absolute;mso-position-vertical-relative:text;v-text-anchor:top" coordsize="5437505,18415" o:gfxdata="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" path="m5436997,l,,,18288r5436997,l5436997,xe" fillcolor="black" stroked="f">
                 <v:path arrowok="t"/>
                 <w10:wrap type="topAndBottom" anchorx="page"/>
               </v:shape>
@@ -11154,7 +9209,7 @@
     </w:p>
     <w:p>
       <w:pPr>
-        <w:pStyle w:val="Corpodetexto"/>
+        <w:pStyle w:val="BodyText"/>
         <w:ind w:left="0"/>
         <w:rPr>
           <w:rFonts w:ascii="Times New Roman"/>
@@ -11164,7 +9219,22 @@
     </w:p>
     <w:p>
       <w:pPr>
-        <w:pStyle w:val="Corpodetexto"/>
+        <w:rPr>
+          <w:rFonts w:ascii="Times New Roman"/>
+          <w:sz w:val="24"/>
+          <w:szCs w:val="24"/>
+        </w:rPr>
+      </w:pPr>
+      <w:r>
+        <w:rPr>
+          <w:rFonts w:ascii="Times New Roman"/>
+        </w:rPr>
+        <w:br w:type="page"/>
+      </w:r>
+    </w:p>
+    <w:p>
+      <w:pPr>
+        <w:pStyle w:val="BodyText"/>
         <w:spacing w:before="67"/>
         <w:ind w:left="0"/>
         <w:rPr>
@@ -11175,7 +9245,7 @@
     </w:p>
     <w:p>
       <w:pPr>
-        <w:pStyle w:val="Ttulo2"/>
+        <w:pStyle w:val="Heading2"/>
         <w:numPr>
           <w:ilvl w:val="0"/>
           <w:numId w:val="1"/>
@@ -11198,20 +9268,7 @@
     </w:p>
     <w:p>
       <w:pPr>
-        <w:pStyle w:val="Ttulo2"/>
-        <w:rPr>
-          <w:lang w:val="pt-BR"/>
-        </w:rPr>
-        <w:sectPr>
-          <w:pgSz w:w="11910" w:h="16840"/>
-          <w:pgMar w:top="1320" w:right="1559" w:bottom="280" w:left="1559" w:header="715" w:footer="0" w:gutter="0"/>
-          <w:cols w:space="720"/>
-        </w:sectPr>
-      </w:pPr>
-    </w:p>
-    <w:p>
-      <w:pPr>
-        <w:pStyle w:val="PargrafodaLista"/>
+        <w:pStyle w:val="ListParagraph"/>
         <w:numPr>
           <w:ilvl w:val="1"/>
           <w:numId w:val="1"/>
@@ -11233,7 +9290,6 @@
           <w:sz w:val="24"/>
           <w:lang w:val="pt-BR"/>
         </w:rPr>
-        <w:lastRenderedPageBreak/>
         <w:t>Deixe</w:t>
       </w:r>
       <w:r>
@@ -11389,7 +9445,7 @@
     </w:p>
     <w:p>
       <w:pPr>
-        <w:pStyle w:val="Corpodetexto"/>
+        <w:pStyle w:val="BodyText"/>
         <w:spacing w:before="160" w:line="259" w:lineRule="auto"/>
         <w:ind w:right="136"/>
         <w:jc w:val="both"/>
@@ -11414,21 +9470,7 @@
         <w:rPr>
           <w:lang w:val="pt-BR"/>
         </w:rPr>
-        <w:t xml:space="preserve">Atualmente, esse é o principal problema do setor de inventário e laboratório. </w:t>
-      </w:r>
-      <w:proofErr w:type="spellStart"/>
-      <w:r>
-        <w:rPr>
-          <w:lang w:val="pt-BR"/>
-        </w:rPr>
-        <w:t>Futurante</w:t>
-      </w:r>
-      <w:proofErr w:type="spellEnd"/>
-      <w:r>
-        <w:rPr>
-          <w:lang w:val="pt-BR"/>
-        </w:rPr>
-        <w:t>, o sistema poderá ser usado por outras pessoas fora da OTG, se tornando uma aplicação publica de uso pago, se tornando assim um</w:t>
+        <w:t>Atualmente, esse é o principal problema do setor de inventário e laboratório. Futurante, o sistema poderá ser usado por outras pessoas fora da OTG, se tornando uma aplicação publica de uso pago, se tornando assim um</w:t>
       </w:r>
       <w:r>
         <w:rPr>
@@ -11495,7 +9537,7 @@
 <w:hdr xmlns:wpc="http://schemas.microsoft.com/office/word/2010/wordprocessingCanvas" xmlns:cx="http://schemas.microsoft.com/office/drawing/2014/chartex" xmlns:cx1="http://schemas.microsoft.com/office/drawing/2015/9/8/chartex" xmlns:cx2="http://schemas.microsoft.com/office/drawing/2015/10/21/chartex" xmlns:cx3="http://schemas.microsoft.com/office/drawing/2016/5/9/chartex" xmlns:cx4="http://schemas.microsoft.com/office/drawing/2016/5/10/chartex" xmlns:cx5="http://schemas.microsoft.com/office/drawing/2016/5/11/chartex" xmlns:cx6="http://schemas.microsoft.com/office/drawing/2016/5/12/chartex" xmlns:cx7="http://schemas.microsoft.com/office/drawing/2016/5/13/chartex" xmlns:cx8="http://schemas.microsoft.com/office/drawing/2016/5/14/chartex" xmlns:mc="http://schemas.openxmlformats.org/markup-compatibility/2006" xmlns:aink="http://schemas.microsoft.com/office/drawing/2016/ink" xmlns:am3d="http://schemas.microsoft.com/office/drawing/2017/model3d" xmlns:o="urn:schemas-microsoft-com:office:office" xmlns:oel="http://schemas.microsoft.com/office/2019/extlst" xmlns:r="http://schemas.openxmlformats.org/officeDocument/2006/relationships" xmlns:m="http://schemas.openxmlformats.org/officeDocument/2006/math" xmlns:v="urn:schemas-microsoft-com:vml" xmlns:wp14="http://schemas.microsoft.com/office/word/2010/wordprocessingDrawing" xmlns:wp="http://schemas.openxmlformats.org/drawingml/2006/wordprocessingDrawing" xmlns:w10="urn:schemas-microsoft-com:office:word" xmlns:w="http://schemas.openxmlformats.org/wordprocessingml/2006/main" xmlns:w14="http://schemas.microsoft.com/office/word/2010/wordml" xmlns:w15="http://schemas.microsoft.com/office/word/2012/wordml" xmlns:w16cex="http://schemas.microsoft.com/office/word/2018/wordml/cex" xmlns:w16cid="http://schemas.microsoft.com/office/word/2016/wordml/cid" xmlns:w16="http://schemas.microsoft.com/office/word/2018/wordml" xmlns:w16du="http://schemas.microsoft.com/office/word/2023/wordml/word16du" xmlns:w16sdtdh="http://schemas.microsoft.com/office/word/2020/wordml/sdtdatahash" xmlns:w16sdtfl="http://schemas.microsoft.com/office/word/2024/wordml/sdtformatlock" xmlns:w16se="http://schemas.microsoft.com/office/word/2015/wordml/symex" xmlns:wpg="http://schemas.microsoft.com/office/word/2010/wordprocessingGroup" xmlns:wpi="http://schemas.microsoft.com/office/word/2010/wordprocessingInk" xmlns:wne="http://schemas.microsoft.com/office/word/2006/wordml" xmlns:wps="http://schemas.microsoft.com/office/word/2010/wordprocessingShape" mc:Ignorable="w14 w15 w16se w16cid w16 w16cex w16sdtdh w16sdtfl w16du wp14">
   <w:p>
     <w:pPr>
-      <w:pStyle w:val="Corpodetexto"/>
+      <w:pStyle w:val="BodyText"/>
       <w:spacing w:line="14" w:lineRule="auto"/>
       <w:ind w:left="0"/>
       <w:rPr>
@@ -11505,6 +9547,7 @@
     </w:pPr>
     <w:r>
       <w:rPr>
+        <w:noProof/>
         <w:sz w:val="20"/>
         <w:lang w:val="pt-BR"/>
       </w:rPr>
@@ -11864,7 +9907,6 @@
       <w:lvlJc w:val="left"/>
       <w:pPr>
         <w:ind w:left="143" w:hanging="269"/>
-        <w:jc w:val="left"/>
       </w:pPr>
       <w:rPr>
         <w:rFonts w:ascii="Arial" w:eastAsia="Arial" w:hAnsi="Arial" w:cs="Arial" w:hint="default"/>
@@ -11886,7 +9928,6 @@
       <w:lvlJc w:val="left"/>
       <w:pPr>
         <w:ind w:left="546" w:hanging="404"/>
-        <w:jc w:val="left"/>
       </w:pPr>
       <w:rPr>
         <w:rFonts w:ascii="Arial MT" w:eastAsia="Arial MT" w:hAnsi="Arial MT" w:cs="Arial MT" w:hint="default"/>
@@ -12405,7 +10446,7 @@
       <w:lang w:val="pt-BR"/>
     </w:rPr>
   </w:style>
-  <w:style w:type="paragraph" w:styleId="Ttulo1">
+  <w:style w:type="paragraph" w:styleId="Heading1">
     <w:name w:val="heading 1"/>
     <w:basedOn w:val="Normal"/>
     <w:uiPriority w:val="9"/>
@@ -12424,7 +10465,7 @@
       <w:lang w:val="pt-PT"/>
     </w:rPr>
   </w:style>
-  <w:style w:type="paragraph" w:styleId="Ttulo2">
+  <w:style w:type="paragraph" w:styleId="Heading2">
     <w:name w:val="heading 2"/>
     <w:basedOn w:val="Normal"/>
     <w:uiPriority w:val="9"/>
@@ -12443,7 +10484,7 @@
       <w:lang w:val="pt-PT"/>
     </w:rPr>
   </w:style>
-  <w:style w:type="paragraph" w:styleId="Ttulo3">
+  <w:style w:type="paragraph" w:styleId="Heading3">
     <w:name w:val="heading 3"/>
     <w:basedOn w:val="Normal"/>
     <w:uiPriority w:val="9"/>
@@ -12464,13 +10505,12 @@
       <w:lang w:val="pt-PT"/>
     </w:rPr>
   </w:style>
-  <w:style w:type="character" w:default="1" w:styleId="Fontepargpadro">
+  <w:style w:type="character" w:default="1" w:styleId="DefaultParagraphFont">
     <w:name w:val="Default Paragraph Font"/>
     <w:uiPriority w:val="1"/>
-    <w:semiHidden/>
     <w:unhideWhenUsed/>
   </w:style>
-  <w:style w:type="table" w:default="1" w:styleId="Tabelanormal">
+  <w:style w:type="table" w:default="1" w:styleId="TableNormal">
     <w:name w:val="Normal Table"/>
     <w:uiPriority w:val="99"/>
     <w:semiHidden/>
@@ -12485,14 +10525,14 @@
       </w:tblCellMar>
     </w:tblPr>
   </w:style>
-  <w:style w:type="numbering" w:default="1" w:styleId="Semlista">
+  <w:style w:type="numbering" w:default="1" w:styleId="NoList">
     <w:name w:val="No List"/>
     <w:uiPriority w:val="99"/>
     <w:semiHidden/>
     <w:unhideWhenUsed/>
   </w:style>
-  <w:style w:type="table" w:customStyle="1" w:styleId="TableNormal">
-    <w:name w:val="Table Normal"/>
+  <w:style w:type="table" w:customStyle="1" w:styleId="TableNormal1">
+    <w:name w:val="Table Normal1"/>
     <w:uiPriority w:val="2"/>
     <w:semiHidden/>
     <w:unhideWhenUsed/>
@@ -12507,7 +10547,7 @@
       </w:tblCellMar>
     </w:tblPr>
   </w:style>
-  <w:style w:type="paragraph" w:styleId="Corpodetexto">
+  <w:style w:type="paragraph" w:styleId="BodyText">
     <w:name w:val="Body Text"/>
     <w:basedOn w:val="Normal"/>
     <w:uiPriority w:val="1"/>
@@ -12521,7 +10561,7 @@
       <w:lang w:val="pt-PT"/>
     </w:rPr>
   </w:style>
-  <w:style w:type="paragraph" w:styleId="PargrafodaLista">
+  <w:style w:type="paragraph" w:styleId="ListParagraph">
     <w:name w:val="List Paragraph"/>
     <w:basedOn w:val="Normal"/>
     <w:uiPriority w:val="1"/>
